--- a/library/php/kapitel6/orientierungsverlust/6.X Operationalisierung und empirische Validierung von Orientierungsverlust im FRZK.docx
+++ b/library/php/kapitel6/orientierungsverlust/6.X Operationalisierung und empirische Validierung von Orientierungsverlust im FRZK.docx
@@ -103,6 +103,3508 @@
         <w:t>.</w:t>
       </w:r>
     </w:p>
+    <w:p/>
+    <w:p>
+      <w:pPr>
+        <w:rPr>
+          <w:b/>
+          <w:bCs/>
+        </w:rPr>
+      </w:pPr>
+      <w:r>
+        <w:rPr>
+          <w:b/>
+          <w:bCs/>
+        </w:rPr>
+        <w:t>Technische Pipeline (Überblick)</w:t>
+      </w:r>
+    </w:p>
+    <w:p>
+      <w:r>
+        <w:rPr>
+          <w:b/>
+          <w:bCs/>
+        </w:rPr>
+        <w:t>Ziel:</w:t>
+      </w:r>
+      <w:r>
+        <w:br/>
+        <w:t>Teilnehmerbezogene Rekonstruktion von Übergängen im FRZK-Raum und Identifikation von Orientierungsverlust.</w:t>
+      </w:r>
+    </w:p>
+    <w:p>
+      <w:r>
+        <w:rPr>
+          <w:b/>
+          <w:bCs/>
+        </w:rPr>
+        <w:t>Pipeline:</w:t>
+      </w:r>
+    </w:p>
+    <w:p>
+      <w:pPr>
+        <w:numPr>
+          <w:ilvl w:val="0"/>
+          <w:numId w:val="7"/>
+        </w:numPr>
+      </w:pPr>
+      <w:r>
+        <w:rPr>
+          <w:b/>
+          <w:bCs/>
+        </w:rPr>
+        <w:t>PHP</w:t>
+      </w:r>
+      <w:r>
+        <w:t>: Export aller notwendigen Zustands- und Übergangsdaten als JSON</w:t>
+      </w:r>
+    </w:p>
+    <w:p>
+      <w:pPr>
+        <w:numPr>
+          <w:ilvl w:val="0"/>
+          <w:numId w:val="7"/>
+        </w:numPr>
+      </w:pPr>
+      <w:r>
+        <w:rPr>
+          <w:b/>
+          <w:bCs/>
+        </w:rPr>
+        <w:t>Python</w:t>
+      </w:r>
+      <w:r>
+        <w:t>:</w:t>
+      </w:r>
+    </w:p>
+    <w:p>
+      <w:pPr>
+        <w:numPr>
+          <w:ilvl w:val="1"/>
+          <w:numId w:val="7"/>
+        </w:numPr>
+      </w:pPr>
+      <w:r>
+        <w:t>Trajektorien</w:t>
+      </w:r>
+    </w:p>
+    <w:p>
+      <w:pPr>
+        <w:numPr>
+          <w:ilvl w:val="1"/>
+          <w:numId w:val="7"/>
+        </w:numPr>
+      </w:pPr>
+      <w:r>
+        <w:t>Übergangsdistanzen</w:t>
+      </w:r>
+    </w:p>
+    <w:p>
+      <w:pPr>
+        <w:numPr>
+          <w:ilvl w:val="1"/>
+          <w:numId w:val="7"/>
+        </w:numPr>
+      </w:pPr>
+      <w:r>
+        <w:t>Stabilitätsmaß (lokal)</w:t>
+      </w:r>
+    </w:p>
+    <w:p>
+      <w:pPr>
+        <w:numPr>
+          <w:ilvl w:val="1"/>
+          <w:numId w:val="7"/>
+        </w:numPr>
+      </w:pPr>
+      <w:r>
+        <w:t>Markierung von Orientierungsverlust</w:t>
+      </w:r>
+    </w:p>
+    <w:p>
+      <w:pPr>
+        <w:numPr>
+          <w:ilvl w:val="0"/>
+          <w:numId w:val="7"/>
+        </w:numPr>
+      </w:pPr>
+      <w:r>
+        <w:rPr>
+          <w:b/>
+          <w:bCs/>
+        </w:rPr>
+        <w:t>Grafiken</w:t>
+      </w:r>
+      <w:r>
+        <w:t xml:space="preserve"> mit epistemischer Funktion (nicht Illustration)</w:t>
+      </w:r>
+    </w:p>
+    <w:p>
+      <w:r>
+        <w:pict w14:anchorId="73E41031">
+          <v:rect id="_x0000_i1105" style="width:0;height:1.5pt" o:hralign="center" o:hrstd="t" o:hr="t" fillcolor="#a0a0a0" stroked="f"/>
+        </w:pict>
+      </w:r>
+    </w:p>
+    <w:p>
+      <w:pPr>
+        <w:rPr>
+          <w:b/>
+          <w:bCs/>
+        </w:rPr>
+      </w:pPr>
+      <w:r>
+        <w:rPr>
+          <w:b/>
+          <w:bCs/>
+        </w:rPr>
+        <w:t>PHP-Skript 6.X.1-A</w:t>
+      </w:r>
+    </w:p>
+    <w:p>
+      <w:pPr>
+        <w:rPr>
+          <w:b/>
+          <w:bCs/>
+        </w:rPr>
+      </w:pPr>
+      <w:r>
+        <w:rPr>
+          <w:b/>
+          <w:bCs/>
+          <w:i/>
+          <w:iCs/>
+        </w:rPr>
+        <w:t>Export individueller FRZK-Trajektorien und Transitionen als JSON</w:t>
+      </w:r>
+    </w:p>
+    <w:p>
+      <w:pPr>
+        <w:rPr>
+          <w:b/>
+          <w:bCs/>
+        </w:rPr>
+      </w:pPr>
+      <w:r>
+        <w:rPr>
+          <w:b/>
+          <w:bCs/>
+        </w:rPr>
+        <w:t>Dateiname</w:t>
+      </w:r>
+    </w:p>
+    <w:p>
+      <w:r>
+        <w:lastRenderedPageBreak/>
+        <w:t>export_frzk_6x1_transitions.php</w:t>
+      </w:r>
+    </w:p>
+    <w:p>
+      <w:pPr>
+        <w:rPr>
+          <w:b/>
+          <w:bCs/>
+        </w:rPr>
+      </w:pPr>
+      <w:r>
+        <w:rPr>
+          <w:b/>
+          <w:bCs/>
+        </w:rPr>
+        <w:t>Zweck</w:t>
+      </w:r>
+    </w:p>
+    <w:p>
+      <w:r>
+        <w:t xml:space="preserve">Bereitstellung eines </w:t>
+      </w:r>
+      <w:r>
+        <w:rPr>
+          <w:b/>
+          <w:bCs/>
+        </w:rPr>
+        <w:t>vollständigen, verlustfreien JSON-Exports</w:t>
+      </w:r>
+      <w:r>
+        <w:t xml:space="preserve"> für Python:</w:t>
+      </w:r>
+    </w:p>
+    <w:p>
+      <w:pPr>
+        <w:numPr>
+          <w:ilvl w:val="0"/>
+          <w:numId w:val="8"/>
+        </w:numPr>
+      </w:pPr>
+      <w:r>
+        <w:t>Zustände</w:t>
+      </w:r>
+    </w:p>
+    <w:p>
+      <w:pPr>
+        <w:numPr>
+          <w:ilvl w:val="0"/>
+          <w:numId w:val="8"/>
+        </w:numPr>
+      </w:pPr>
+      <w:r>
+        <w:t>Clusterwechsel</w:t>
+      </w:r>
+    </w:p>
+    <w:p>
+      <w:pPr>
+        <w:numPr>
+          <w:ilvl w:val="0"/>
+          <w:numId w:val="8"/>
+        </w:numPr>
+      </w:pPr>
+      <w:r>
+        <w:t>Übergangsdistanzen</w:t>
+      </w:r>
+    </w:p>
+    <w:p>
+      <w:pPr>
+        <w:numPr>
+          <w:ilvl w:val="0"/>
+          <w:numId w:val="8"/>
+        </w:numPr>
+      </w:pPr>
+      <w:r>
+        <w:t>semantische Dichte h</w:t>
+      </w:r>
+    </w:p>
+    <w:p>
+      <w:pPr>
+        <w:rPr>
+          <w:b/>
+          <w:bCs/>
+        </w:rPr>
+      </w:pPr>
+      <w:r>
+        <w:rPr>
+          <w:b/>
+          <w:bCs/>
+        </w:rPr>
+        <w:t>Skript</w:t>
+      </w:r>
+    </w:p>
+    <w:p>
+      <w:pPr>
+        <w:pStyle w:val="Code"/>
+      </w:pPr>
+      <w:r>
+        <w:t>&lt;?</w:t>
+      </w:r>
+      <w:proofErr w:type="spellStart"/>
+      <w:r>
+        <w:t>php</w:t>
+      </w:r>
+      <w:proofErr w:type="spellEnd"/>
+    </w:p>
+    <w:p>
+      <w:pPr>
+        <w:pStyle w:val="Code"/>
+      </w:pPr>
+      <w:r>
+        <w:t>/**</w:t>
+      </w:r>
+    </w:p>
+    <w:p>
+      <w:pPr>
+        <w:pStyle w:val="Code"/>
+      </w:pPr>
+      <w:r>
+        <w:t xml:space="preserve"> * FRZK 6.X.1</w:t>
+      </w:r>
+    </w:p>
+    <w:p>
+      <w:pPr>
+        <w:pStyle w:val="Code"/>
+      </w:pPr>
+      <w:r>
+        <w:t xml:space="preserve"> * Export individueller Zustandsfolgen und Transitionen</w:t>
+      </w:r>
+    </w:p>
+    <w:p>
+      <w:pPr>
+        <w:pStyle w:val="Code"/>
+      </w:pPr>
+      <w:r>
+        <w:t xml:space="preserve"> */</w:t>
+      </w:r>
+    </w:p>
+    <w:p>
+      <w:pPr>
+        <w:pStyle w:val="Code"/>
+      </w:pPr>
+    </w:p>
+    <w:p>
+      <w:pPr>
+        <w:pStyle w:val="Code"/>
+      </w:pPr>
+      <w:proofErr w:type="spellStart"/>
+      <w:r>
+        <w:t>require_once</w:t>
+      </w:r>
+      <w:proofErr w:type="spellEnd"/>
+      <w:r>
+        <w:t>("</w:t>
+      </w:r>
+      <w:proofErr w:type="spellStart"/>
+      <w:r>
+        <w:t>db_connect.php</w:t>
+      </w:r>
+      <w:proofErr w:type="spellEnd"/>
+      <w:r>
+        <w:t>");</w:t>
+      </w:r>
+    </w:p>
+    <w:p>
+      <w:pPr>
+        <w:pStyle w:val="Code"/>
+      </w:pPr>
+    </w:p>
+    <w:p>
+      <w:pPr>
+        <w:pStyle w:val="Code"/>
+      </w:pPr>
+      <w:r>
+        <w:t>$</w:t>
+      </w:r>
+      <w:proofErr w:type="spellStart"/>
+      <w:r>
+        <w:t>sql</w:t>
+      </w:r>
+      <w:proofErr w:type="spellEnd"/>
+      <w:r>
+        <w:t xml:space="preserve"> = "</w:t>
+      </w:r>
+    </w:p>
+    <w:p>
+      <w:pPr>
+        <w:pStyle w:val="Code"/>
+      </w:pPr>
+      <w:r>
+        <w:t>SELECT</w:t>
+      </w:r>
+    </w:p>
+    <w:p>
+      <w:pPr>
+        <w:pStyle w:val="Code"/>
+      </w:pPr>
+      <w:r>
+        <w:t xml:space="preserve">    </w:t>
+      </w:r>
+      <w:proofErr w:type="spellStart"/>
+      <w:r>
+        <w:t>teilnehmer_id</w:t>
+      </w:r>
+      <w:proofErr w:type="spellEnd"/>
+      <w:r>
+        <w:t>,</w:t>
+      </w:r>
+    </w:p>
+    <w:p>
+      <w:pPr>
+        <w:pStyle w:val="Code"/>
+      </w:pPr>
+      <w:r>
+        <w:t xml:space="preserve">    </w:t>
+      </w:r>
+      <w:proofErr w:type="spellStart"/>
+      <w:r>
+        <w:t>zeitpunkt</w:t>
+      </w:r>
+      <w:proofErr w:type="spellEnd"/>
+      <w:r>
+        <w:t>,</w:t>
+      </w:r>
+    </w:p>
+    <w:p>
+      <w:pPr>
+        <w:pStyle w:val="Code"/>
+      </w:pPr>
+      <w:r>
+        <w:t xml:space="preserve">    </w:t>
+      </w:r>
+      <w:proofErr w:type="spellStart"/>
+      <w:r>
+        <w:t>cluster_id</w:t>
+      </w:r>
+      <w:proofErr w:type="spellEnd"/>
+      <w:r>
+        <w:t>,</w:t>
+      </w:r>
+    </w:p>
+    <w:p>
+      <w:pPr>
+        <w:pStyle w:val="Code"/>
+      </w:pPr>
+      <w:r>
+        <w:t xml:space="preserve">    </w:t>
+      </w:r>
+      <w:proofErr w:type="spellStart"/>
+      <w:r>
+        <w:t>x_kognition</w:t>
+      </w:r>
+      <w:proofErr w:type="spellEnd"/>
+      <w:r>
+        <w:t>,</w:t>
+      </w:r>
+    </w:p>
+    <w:p>
+      <w:pPr>
+        <w:pStyle w:val="Code"/>
+      </w:pPr>
+      <w:r>
+        <w:t xml:space="preserve">    </w:t>
+      </w:r>
+      <w:proofErr w:type="spellStart"/>
+      <w:r>
+        <w:t>y_sozial</w:t>
+      </w:r>
+      <w:proofErr w:type="spellEnd"/>
+      <w:r>
+        <w:t>,</w:t>
+      </w:r>
+    </w:p>
+    <w:p>
+      <w:pPr>
+        <w:pStyle w:val="Code"/>
+      </w:pPr>
+      <w:r>
+        <w:t xml:space="preserve">    </w:t>
+      </w:r>
+      <w:proofErr w:type="spellStart"/>
+      <w:r>
+        <w:t>z_affektiv</w:t>
+      </w:r>
+      <w:proofErr w:type="spellEnd"/>
+      <w:r>
+        <w:t>,</w:t>
+      </w:r>
+    </w:p>
+    <w:p>
+      <w:pPr>
+        <w:pStyle w:val="Code"/>
+      </w:pPr>
+      <w:r>
+        <w:t xml:space="preserve">    </w:t>
+      </w:r>
+      <w:proofErr w:type="spellStart"/>
+      <w:r>
+        <w:t>h_bedeutung</w:t>
+      </w:r>
+      <w:proofErr w:type="spellEnd"/>
+    </w:p>
+    <w:p>
+      <w:pPr>
+        <w:pStyle w:val="Code"/>
+      </w:pPr>
+      <w:r>
+        <w:t xml:space="preserve">FROM </w:t>
+      </w:r>
+      <w:proofErr w:type="spellStart"/>
+      <w:r>
+        <w:t>frzk_semantische_dichte</w:t>
+      </w:r>
+      <w:proofErr w:type="spellEnd"/>
+    </w:p>
+    <w:p>
+      <w:pPr>
+        <w:pStyle w:val="Code"/>
+      </w:pPr>
+      <w:r>
+        <w:t xml:space="preserve">ORDER BY </w:t>
+      </w:r>
+      <w:proofErr w:type="spellStart"/>
+      <w:r>
+        <w:t>teilnehmer_id</w:t>
+      </w:r>
+      <w:proofErr w:type="spellEnd"/>
+      <w:r>
+        <w:t xml:space="preserve">, </w:t>
+      </w:r>
+      <w:proofErr w:type="spellStart"/>
+      <w:r>
+        <w:t>zeitpunkt</w:t>
+      </w:r>
+      <w:proofErr w:type="spellEnd"/>
+    </w:p>
+    <w:p>
+      <w:pPr>
+        <w:pStyle w:val="Code"/>
+      </w:pPr>
+      <w:r>
+        <w:t>";</w:t>
+      </w:r>
+    </w:p>
+    <w:p>
+      <w:pPr>
+        <w:pStyle w:val="Code"/>
+      </w:pPr>
+    </w:p>
+    <w:p>
+      <w:pPr>
+        <w:pStyle w:val="Code"/>
+      </w:pPr>
+      <w:r>
+        <w:t>$</w:t>
+      </w:r>
+      <w:proofErr w:type="spellStart"/>
+      <w:r>
+        <w:t>stmt</w:t>
+      </w:r>
+      <w:proofErr w:type="spellEnd"/>
+      <w:r>
+        <w:t xml:space="preserve"> = $</w:t>
+      </w:r>
+      <w:proofErr w:type="spellStart"/>
+      <w:r>
+        <w:t>pdo</w:t>
+      </w:r>
+      <w:proofErr w:type="spellEnd"/>
+      <w:r>
+        <w:t>-&gt;</w:t>
+      </w:r>
+      <w:proofErr w:type="spellStart"/>
+      <w:r>
+        <w:t>prepare</w:t>
+      </w:r>
+      <w:proofErr w:type="spellEnd"/>
+      <w:r>
+        <w:t>($</w:t>
+      </w:r>
+      <w:proofErr w:type="spellStart"/>
+      <w:r>
+        <w:t>sql</w:t>
+      </w:r>
+      <w:proofErr w:type="spellEnd"/>
+      <w:r>
+        <w:t>);</w:t>
+      </w:r>
+    </w:p>
+    <w:p>
+      <w:pPr>
+        <w:pStyle w:val="Code"/>
+      </w:pPr>
+      <w:r>
+        <w:t>$</w:t>
+      </w:r>
+      <w:proofErr w:type="spellStart"/>
+      <w:r>
+        <w:t>stmt</w:t>
+      </w:r>
+      <w:proofErr w:type="spellEnd"/>
+      <w:r>
+        <w:t>-&gt;</w:t>
+      </w:r>
+      <w:proofErr w:type="spellStart"/>
+      <w:r>
+        <w:t>execute</w:t>
+      </w:r>
+      <w:proofErr w:type="spellEnd"/>
+      <w:r>
+        <w:t>();</w:t>
+      </w:r>
+    </w:p>
+    <w:p>
+      <w:pPr>
+        <w:pStyle w:val="Code"/>
+      </w:pPr>
+    </w:p>
+    <w:p>
+      <w:pPr>
+        <w:pStyle w:val="Code"/>
+      </w:pPr>
+      <w:r>
+        <w:t>$</w:t>
+      </w:r>
+      <w:proofErr w:type="spellStart"/>
+      <w:r>
+        <w:t>data</w:t>
+      </w:r>
+      <w:proofErr w:type="spellEnd"/>
+      <w:r>
+        <w:t xml:space="preserve"> = [];</w:t>
+      </w:r>
+    </w:p>
+    <w:p>
+      <w:pPr>
+        <w:pStyle w:val="Code"/>
+      </w:pPr>
+      <w:proofErr w:type="spellStart"/>
+      <w:r>
+        <w:t>while</w:t>
+      </w:r>
+      <w:proofErr w:type="spellEnd"/>
+      <w:r>
+        <w:t xml:space="preserve"> ($</w:t>
+      </w:r>
+      <w:proofErr w:type="spellStart"/>
+      <w:r>
+        <w:t>row</w:t>
+      </w:r>
+      <w:proofErr w:type="spellEnd"/>
+      <w:r>
+        <w:t xml:space="preserve"> = $</w:t>
+      </w:r>
+      <w:proofErr w:type="spellStart"/>
+      <w:r>
+        <w:t>stmt</w:t>
+      </w:r>
+      <w:proofErr w:type="spellEnd"/>
+      <w:r>
+        <w:t>-&gt;</w:t>
+      </w:r>
+      <w:proofErr w:type="spellStart"/>
+      <w:r>
+        <w:t>fetch</w:t>
+      </w:r>
+      <w:proofErr w:type="spellEnd"/>
+      <w:r>
+        <w:t>(PDO::FETCH_ASSOC)) {</w:t>
+      </w:r>
+    </w:p>
+    <w:p>
+      <w:pPr>
+        <w:pStyle w:val="Code"/>
+      </w:pPr>
+      <w:r>
+        <w:t xml:space="preserve">    $</w:t>
+      </w:r>
+      <w:proofErr w:type="spellStart"/>
+      <w:r>
+        <w:t>tid</w:t>
+      </w:r>
+      <w:proofErr w:type="spellEnd"/>
+      <w:r>
+        <w:t xml:space="preserve"> = $</w:t>
+      </w:r>
+      <w:proofErr w:type="spellStart"/>
+      <w:r>
+        <w:t>row</w:t>
+      </w:r>
+      <w:proofErr w:type="spellEnd"/>
+      <w:r>
+        <w:t>['</w:t>
+      </w:r>
+      <w:proofErr w:type="spellStart"/>
+      <w:r>
+        <w:t>teilnehmer_id</w:t>
+      </w:r>
+      <w:proofErr w:type="spellEnd"/>
+      <w:r>
+        <w:t>'];</w:t>
+      </w:r>
+    </w:p>
+    <w:p>
+      <w:pPr>
+        <w:pStyle w:val="Code"/>
+      </w:pPr>
+      <w:r>
+        <w:t xml:space="preserve">    </w:t>
+      </w:r>
+      <w:proofErr w:type="spellStart"/>
+      <w:r>
+        <w:t>if</w:t>
+      </w:r>
+      <w:proofErr w:type="spellEnd"/>
+      <w:r>
+        <w:t xml:space="preserve"> (!</w:t>
+      </w:r>
+      <w:proofErr w:type="spellStart"/>
+      <w:r>
+        <w:t>isset</w:t>
+      </w:r>
+      <w:proofErr w:type="spellEnd"/>
+      <w:r>
+        <w:t>($</w:t>
+      </w:r>
+      <w:proofErr w:type="spellStart"/>
+      <w:r>
+        <w:t>data</w:t>
+      </w:r>
+      <w:proofErr w:type="spellEnd"/>
+      <w:r>
+        <w:t>[$</w:t>
+      </w:r>
+      <w:proofErr w:type="spellStart"/>
+      <w:r>
+        <w:t>tid</w:t>
+      </w:r>
+      <w:proofErr w:type="spellEnd"/>
+      <w:r>
+        <w:t>])) {</w:t>
+      </w:r>
+    </w:p>
+    <w:p>
+      <w:pPr>
+        <w:pStyle w:val="Code"/>
+      </w:pPr>
+      <w:r>
+        <w:lastRenderedPageBreak/>
+        <w:t xml:space="preserve">        $</w:t>
+      </w:r>
+      <w:proofErr w:type="spellStart"/>
+      <w:r>
+        <w:t>data</w:t>
+      </w:r>
+      <w:proofErr w:type="spellEnd"/>
+      <w:r>
+        <w:t>[$</w:t>
+      </w:r>
+      <w:proofErr w:type="spellStart"/>
+      <w:r>
+        <w:t>tid</w:t>
+      </w:r>
+      <w:proofErr w:type="spellEnd"/>
+      <w:r>
+        <w:t>] = [];</w:t>
+      </w:r>
+    </w:p>
+    <w:p>
+      <w:pPr>
+        <w:pStyle w:val="Code"/>
+      </w:pPr>
+      <w:r>
+        <w:t xml:space="preserve">    }</w:t>
+      </w:r>
+    </w:p>
+    <w:p>
+      <w:pPr>
+        <w:pStyle w:val="Code"/>
+      </w:pPr>
+      <w:r>
+        <w:t xml:space="preserve">    $</w:t>
+      </w:r>
+      <w:proofErr w:type="spellStart"/>
+      <w:r>
+        <w:t>data</w:t>
+      </w:r>
+      <w:proofErr w:type="spellEnd"/>
+      <w:r>
+        <w:t>[$</w:t>
+      </w:r>
+      <w:proofErr w:type="spellStart"/>
+      <w:r>
+        <w:t>tid</w:t>
+      </w:r>
+      <w:proofErr w:type="spellEnd"/>
+      <w:r>
+        <w:t>][] = [</w:t>
+      </w:r>
+    </w:p>
+    <w:p>
+      <w:pPr>
+        <w:pStyle w:val="Code"/>
+      </w:pPr>
+      <w:r>
+        <w:t xml:space="preserve">        "t" =&gt; (</w:t>
+      </w:r>
+      <w:proofErr w:type="spellStart"/>
+      <w:r>
+        <w:t>float</w:t>
+      </w:r>
+      <w:proofErr w:type="spellEnd"/>
+      <w:r>
+        <w:t>)$</w:t>
+      </w:r>
+      <w:proofErr w:type="spellStart"/>
+      <w:r>
+        <w:t>row</w:t>
+      </w:r>
+      <w:proofErr w:type="spellEnd"/>
+      <w:r>
+        <w:t>['</w:t>
+      </w:r>
+      <w:proofErr w:type="spellStart"/>
+      <w:r>
+        <w:t>zeitpunkt</w:t>
+      </w:r>
+      <w:proofErr w:type="spellEnd"/>
+      <w:r>
+        <w:t>'],</w:t>
+      </w:r>
+    </w:p>
+    <w:p>
+      <w:pPr>
+        <w:pStyle w:val="Code"/>
+      </w:pPr>
+      <w:r>
+        <w:t xml:space="preserve">        "</w:t>
+      </w:r>
+      <w:proofErr w:type="spellStart"/>
+      <w:r>
+        <w:t>cluster</w:t>
+      </w:r>
+      <w:proofErr w:type="spellEnd"/>
+      <w:r>
+        <w:t>" =&gt; (</w:t>
+      </w:r>
+      <w:proofErr w:type="spellStart"/>
+      <w:r>
+        <w:t>int</w:t>
+      </w:r>
+      <w:proofErr w:type="spellEnd"/>
+      <w:r>
+        <w:t>)$</w:t>
+      </w:r>
+      <w:proofErr w:type="spellStart"/>
+      <w:r>
+        <w:t>row</w:t>
+      </w:r>
+      <w:proofErr w:type="spellEnd"/>
+      <w:r>
+        <w:t>['</w:t>
+      </w:r>
+      <w:proofErr w:type="spellStart"/>
+      <w:r>
+        <w:t>cluster_id</w:t>
+      </w:r>
+      <w:proofErr w:type="spellEnd"/>
+      <w:r>
+        <w:t>'],</w:t>
+      </w:r>
+    </w:p>
+    <w:p>
+      <w:pPr>
+        <w:pStyle w:val="Code"/>
+      </w:pPr>
+      <w:r>
+        <w:t xml:space="preserve">        "x" =&gt; (</w:t>
+      </w:r>
+      <w:proofErr w:type="spellStart"/>
+      <w:r>
+        <w:t>float</w:t>
+      </w:r>
+      <w:proofErr w:type="spellEnd"/>
+      <w:r>
+        <w:t>)$</w:t>
+      </w:r>
+      <w:proofErr w:type="spellStart"/>
+      <w:r>
+        <w:t>row</w:t>
+      </w:r>
+      <w:proofErr w:type="spellEnd"/>
+      <w:r>
+        <w:t>['</w:t>
+      </w:r>
+      <w:proofErr w:type="spellStart"/>
+      <w:r>
+        <w:t>x_kognition</w:t>
+      </w:r>
+      <w:proofErr w:type="spellEnd"/>
+      <w:r>
+        <w:t>'],</w:t>
+      </w:r>
+    </w:p>
+    <w:p>
+      <w:pPr>
+        <w:pStyle w:val="Code"/>
+      </w:pPr>
+      <w:r>
+        <w:t xml:space="preserve">        "y" =&gt; (</w:t>
+      </w:r>
+      <w:proofErr w:type="spellStart"/>
+      <w:r>
+        <w:t>float</w:t>
+      </w:r>
+      <w:proofErr w:type="spellEnd"/>
+      <w:r>
+        <w:t>)$</w:t>
+      </w:r>
+      <w:proofErr w:type="spellStart"/>
+      <w:r>
+        <w:t>row</w:t>
+      </w:r>
+      <w:proofErr w:type="spellEnd"/>
+      <w:r>
+        <w:t>['</w:t>
+      </w:r>
+      <w:proofErr w:type="spellStart"/>
+      <w:r>
+        <w:t>y_sozial</w:t>
+      </w:r>
+      <w:proofErr w:type="spellEnd"/>
+      <w:r>
+        <w:t>'],</w:t>
+      </w:r>
+    </w:p>
+    <w:p>
+      <w:pPr>
+        <w:pStyle w:val="Code"/>
+      </w:pPr>
+      <w:r>
+        <w:t xml:space="preserve">        "z" =&gt; (</w:t>
+      </w:r>
+      <w:proofErr w:type="spellStart"/>
+      <w:r>
+        <w:t>float</w:t>
+      </w:r>
+      <w:proofErr w:type="spellEnd"/>
+      <w:r>
+        <w:t>)$</w:t>
+      </w:r>
+      <w:proofErr w:type="spellStart"/>
+      <w:r>
+        <w:t>row</w:t>
+      </w:r>
+      <w:proofErr w:type="spellEnd"/>
+      <w:r>
+        <w:t>['</w:t>
+      </w:r>
+      <w:proofErr w:type="spellStart"/>
+      <w:r>
+        <w:t>z_affektiv</w:t>
+      </w:r>
+      <w:proofErr w:type="spellEnd"/>
+      <w:r>
+        <w:t>'],</w:t>
+      </w:r>
+    </w:p>
+    <w:p>
+      <w:pPr>
+        <w:pStyle w:val="Code"/>
+      </w:pPr>
+      <w:r>
+        <w:t xml:space="preserve">        "h" =&gt; (</w:t>
+      </w:r>
+      <w:proofErr w:type="spellStart"/>
+      <w:r>
+        <w:t>float</w:t>
+      </w:r>
+      <w:proofErr w:type="spellEnd"/>
+      <w:r>
+        <w:t>)$</w:t>
+      </w:r>
+      <w:proofErr w:type="spellStart"/>
+      <w:r>
+        <w:t>row</w:t>
+      </w:r>
+      <w:proofErr w:type="spellEnd"/>
+      <w:r>
+        <w:t>['</w:t>
+      </w:r>
+      <w:proofErr w:type="spellStart"/>
+      <w:r>
+        <w:t>h_bedeutung</w:t>
+      </w:r>
+      <w:proofErr w:type="spellEnd"/>
+      <w:r>
+        <w:t>']</w:t>
+      </w:r>
+    </w:p>
+    <w:p>
+      <w:pPr>
+        <w:pStyle w:val="Code"/>
+      </w:pPr>
+      <w:r>
+        <w:t xml:space="preserve">    ];</w:t>
+      </w:r>
+    </w:p>
+    <w:p>
+      <w:pPr>
+        <w:pStyle w:val="Code"/>
+      </w:pPr>
+      <w:r>
+        <w:t>}</w:t>
+      </w:r>
+    </w:p>
+    <w:p>
+      <w:pPr>
+        <w:pStyle w:val="Code"/>
+      </w:pPr>
+    </w:p>
+    <w:p>
+      <w:pPr>
+        <w:pStyle w:val="Code"/>
+      </w:pPr>
+      <w:proofErr w:type="spellStart"/>
+      <w:r>
+        <w:t>header</w:t>
+      </w:r>
+      <w:proofErr w:type="spellEnd"/>
+      <w:r>
+        <w:t xml:space="preserve">("Content-Type: </w:t>
+      </w:r>
+      <w:proofErr w:type="spellStart"/>
+      <w:r>
+        <w:t>application</w:t>
+      </w:r>
+      <w:proofErr w:type="spellEnd"/>
+      <w:r>
+        <w:t>/</w:t>
+      </w:r>
+      <w:proofErr w:type="spellStart"/>
+      <w:r>
+        <w:t>json</w:t>
+      </w:r>
+      <w:proofErr w:type="spellEnd"/>
+      <w:r>
+        <w:t>");</w:t>
+      </w:r>
+    </w:p>
+    <w:p>
+      <w:pPr>
+        <w:pStyle w:val="Code"/>
+      </w:pPr>
+      <w:r>
+        <w:t xml:space="preserve">echo </w:t>
+      </w:r>
+      <w:proofErr w:type="spellStart"/>
+      <w:r>
+        <w:t>json_encode</w:t>
+      </w:r>
+      <w:proofErr w:type="spellEnd"/>
+      <w:r>
+        <w:t>($</w:t>
+      </w:r>
+      <w:proofErr w:type="spellStart"/>
+      <w:r>
+        <w:t>data</w:t>
+      </w:r>
+      <w:proofErr w:type="spellEnd"/>
+      <w:r>
+        <w:t>, JSON_PRETTY_PRINT);</w:t>
+      </w:r>
+    </w:p>
+    <w:p>
+      <w:r>
+        <w:pict w14:anchorId="0F4E1B32">
+          <v:rect id="_x0000_i1106" style="width:0;height:1.5pt" o:hralign="center" o:hrstd="t" o:hr="t" fillcolor="#a0a0a0" stroked="f"/>
+        </w:pict>
+      </w:r>
+    </w:p>
+    <w:p>
+      <w:pPr>
+        <w:rPr>
+          <w:b/>
+          <w:bCs/>
+        </w:rPr>
+      </w:pPr>
+      <w:r>
+        <w:rPr>
+          <w:b/>
+          <w:bCs/>
+        </w:rPr>
+        <w:t>Python-Skript 6.X.1-B</w:t>
+      </w:r>
+    </w:p>
+    <w:p>
+      <w:pPr>
+        <w:rPr>
+          <w:b/>
+          <w:bCs/>
+        </w:rPr>
+      </w:pPr>
+      <w:r>
+        <w:rPr>
+          <w:b/>
+          <w:bCs/>
+          <w:i/>
+          <w:iCs/>
+        </w:rPr>
+        <w:t>3D-Trajektorien individueller Lernverläufe</w:t>
+      </w:r>
+    </w:p>
+    <w:p>
+      <w:pPr>
+        <w:rPr>
+          <w:b/>
+          <w:bCs/>
+        </w:rPr>
+      </w:pPr>
+      <w:r>
+        <w:rPr>
+          <w:b/>
+          <w:bCs/>
+        </w:rPr>
+        <w:t>Dateiname</w:t>
+      </w:r>
+    </w:p>
+    <w:p>
+      <w:r>
+        <w:t>frzk_6x1_trajectory_3d.py</w:t>
+      </w:r>
+    </w:p>
+    <w:p>
+      <w:pPr>
+        <w:rPr>
+          <w:b/>
+          <w:bCs/>
+        </w:rPr>
+      </w:pPr>
+      <w:r>
+        <w:rPr>
+          <w:b/>
+          <w:bCs/>
+        </w:rPr>
+        <w:t>Abbildung</w:t>
+      </w:r>
+    </w:p>
+    <w:p>
+      <w:r>
+        <w:rPr>
+          <w:b/>
+          <w:bCs/>
+        </w:rPr>
+        <w:t>Abb. 6.X.1:</w:t>
+      </w:r>
+      <w:r>
+        <w:t xml:space="preserve"> </w:t>
+      </w:r>
+      <w:r>
+        <w:rPr>
+          <w:i/>
+          <w:iCs/>
+        </w:rPr>
+        <w:t>Individuelle FRZK-Trajektorie im semantischen Raum</w:t>
+      </w:r>
+    </w:p>
+    <w:p>
+      <w:pPr>
+        <w:rPr>
+          <w:b/>
+          <w:bCs/>
+        </w:rPr>
+      </w:pPr>
+      <w:r>
+        <w:rPr>
+          <w:b/>
+          <w:bCs/>
+        </w:rPr>
+        <w:t>Legende</w:t>
+      </w:r>
+    </w:p>
+    <w:p>
+      <w:r>
+        <w:t>Die Abbildung zeigt die zeitlich geordnete Trajektorie eines Teilnehmers im dreidimensionalen FRZK-Raum (Kognition–Sozial–Affektiv). Richtungsänderungen und räumliche Sprünge machen dynamische Reorganisationsprozesse sichtbar.</w:t>
+      </w:r>
+    </w:p>
+    <w:p>
+      <w:pPr>
+        <w:rPr>
+          <w:b/>
+          <w:bCs/>
+        </w:rPr>
+      </w:pPr>
+      <w:r>
+        <w:rPr>
+          <w:b/>
+          <w:bCs/>
+        </w:rPr>
+        <w:t>Skript</w:t>
+      </w:r>
+    </w:p>
+    <w:p>
+      <w:pPr>
+        <w:pStyle w:val="Code"/>
+      </w:pPr>
+      <w:proofErr w:type="spellStart"/>
+      <w:r>
+        <w:t>import</w:t>
+      </w:r>
+      <w:proofErr w:type="spellEnd"/>
+      <w:r>
+        <w:t xml:space="preserve"> </w:t>
+      </w:r>
+      <w:proofErr w:type="spellStart"/>
+      <w:r>
+        <w:t>json</w:t>
+      </w:r>
+      <w:proofErr w:type="spellEnd"/>
+    </w:p>
+    <w:p>
+      <w:pPr>
+        <w:pStyle w:val="Code"/>
+      </w:pPr>
+      <w:proofErr w:type="spellStart"/>
+      <w:r>
+        <w:t>import</w:t>
+      </w:r>
+      <w:proofErr w:type="spellEnd"/>
+      <w:r>
+        <w:t xml:space="preserve"> </w:t>
+      </w:r>
+      <w:proofErr w:type="spellStart"/>
+      <w:r>
+        <w:t>matplotlib.pyplot</w:t>
+      </w:r>
+      <w:proofErr w:type="spellEnd"/>
+      <w:r>
+        <w:t xml:space="preserve"> </w:t>
+      </w:r>
+      <w:proofErr w:type="spellStart"/>
+      <w:r>
+        <w:t>as</w:t>
+      </w:r>
+      <w:proofErr w:type="spellEnd"/>
+      <w:r>
+        <w:t xml:space="preserve"> </w:t>
+      </w:r>
+      <w:proofErr w:type="spellStart"/>
+      <w:r>
+        <w:t>plt</w:t>
+      </w:r>
+      <w:proofErr w:type="spellEnd"/>
+    </w:p>
+    <w:p>
+      <w:pPr>
+        <w:pStyle w:val="Code"/>
+      </w:pPr>
+      <w:proofErr w:type="spellStart"/>
+      <w:r>
+        <w:t>from</w:t>
+      </w:r>
+      <w:proofErr w:type="spellEnd"/>
+      <w:r>
+        <w:t xml:space="preserve"> mpl_toolkits.mplot3d </w:t>
+      </w:r>
+      <w:proofErr w:type="spellStart"/>
+      <w:r>
+        <w:t>import</w:t>
+      </w:r>
+      <w:proofErr w:type="spellEnd"/>
+      <w:r>
+        <w:t xml:space="preserve"> Axes3D</w:t>
+      </w:r>
+    </w:p>
+    <w:p>
+      <w:pPr>
+        <w:pStyle w:val="Code"/>
+      </w:pPr>
+    </w:p>
+    <w:p>
+      <w:pPr>
+        <w:pStyle w:val="Code"/>
+      </w:pPr>
+      <w:proofErr w:type="spellStart"/>
+      <w:r>
+        <w:t>with</w:t>
+      </w:r>
+      <w:proofErr w:type="spellEnd"/>
+      <w:r>
+        <w:t xml:space="preserve"> open("frzk_6x1_export.json") </w:t>
+      </w:r>
+      <w:proofErr w:type="spellStart"/>
+      <w:r>
+        <w:t>as</w:t>
+      </w:r>
+      <w:proofErr w:type="spellEnd"/>
+      <w:r>
+        <w:t xml:space="preserve"> f:</w:t>
+      </w:r>
+    </w:p>
+    <w:p>
+      <w:pPr>
+        <w:pStyle w:val="Code"/>
+      </w:pPr>
+      <w:r>
+        <w:t xml:space="preserve">    </w:t>
+      </w:r>
+      <w:proofErr w:type="spellStart"/>
+      <w:r>
+        <w:t>data</w:t>
+      </w:r>
+      <w:proofErr w:type="spellEnd"/>
+      <w:r>
+        <w:t xml:space="preserve"> = </w:t>
+      </w:r>
+      <w:proofErr w:type="spellStart"/>
+      <w:r>
+        <w:t>json.load</w:t>
+      </w:r>
+      <w:proofErr w:type="spellEnd"/>
+      <w:r>
+        <w:t>(f)</w:t>
+      </w:r>
+    </w:p>
+    <w:p>
+      <w:pPr>
+        <w:pStyle w:val="Code"/>
+      </w:pPr>
+    </w:p>
+    <w:p>
+      <w:pPr>
+        <w:pStyle w:val="Code"/>
+      </w:pPr>
+      <w:proofErr w:type="spellStart"/>
+      <w:r>
+        <w:t>teilnehmer_id</w:t>
+      </w:r>
+      <w:proofErr w:type="spellEnd"/>
+      <w:r>
+        <w:t xml:space="preserve"> = </w:t>
+      </w:r>
+      <w:proofErr w:type="spellStart"/>
+      <w:r>
+        <w:t>list</w:t>
+      </w:r>
+      <w:proofErr w:type="spellEnd"/>
+      <w:r>
+        <w:t>(</w:t>
+      </w:r>
+      <w:proofErr w:type="spellStart"/>
+      <w:r>
+        <w:t>data.keys</w:t>
+      </w:r>
+      <w:proofErr w:type="spellEnd"/>
+      <w:r>
+        <w:t>())[0]</w:t>
+      </w:r>
+    </w:p>
+    <w:p>
+      <w:pPr>
+        <w:pStyle w:val="Code"/>
+      </w:pPr>
+      <w:proofErr w:type="spellStart"/>
+      <w:r>
+        <w:t>traj</w:t>
+      </w:r>
+      <w:proofErr w:type="spellEnd"/>
+      <w:r>
+        <w:t xml:space="preserve"> = </w:t>
+      </w:r>
+      <w:proofErr w:type="spellStart"/>
+      <w:r>
+        <w:t>data</w:t>
+      </w:r>
+      <w:proofErr w:type="spellEnd"/>
+      <w:r>
+        <w:t>[</w:t>
+      </w:r>
+      <w:proofErr w:type="spellStart"/>
+      <w:r>
+        <w:t>teilnehmer_id</w:t>
+      </w:r>
+      <w:proofErr w:type="spellEnd"/>
+      <w:r>
+        <w:t>]</w:t>
+      </w:r>
+    </w:p>
+    <w:p>
+      <w:pPr>
+        <w:pStyle w:val="Code"/>
+      </w:pPr>
+    </w:p>
+    <w:p>
+      <w:pPr>
+        <w:pStyle w:val="Code"/>
+      </w:pPr>
+      <w:r>
+        <w:lastRenderedPageBreak/>
+        <w:t xml:space="preserve">x = [p["x"] </w:t>
+      </w:r>
+      <w:proofErr w:type="spellStart"/>
+      <w:r>
+        <w:t>for</w:t>
+      </w:r>
+      <w:proofErr w:type="spellEnd"/>
+      <w:r>
+        <w:t xml:space="preserve"> p in </w:t>
+      </w:r>
+      <w:proofErr w:type="spellStart"/>
+      <w:r>
+        <w:t>traj</w:t>
+      </w:r>
+      <w:proofErr w:type="spellEnd"/>
+      <w:r>
+        <w:t>]</w:t>
+      </w:r>
+    </w:p>
+    <w:p>
+      <w:pPr>
+        <w:pStyle w:val="Code"/>
+      </w:pPr>
+      <w:r>
+        <w:t xml:space="preserve">y = [p["y"] </w:t>
+      </w:r>
+      <w:proofErr w:type="spellStart"/>
+      <w:r>
+        <w:t>for</w:t>
+      </w:r>
+      <w:proofErr w:type="spellEnd"/>
+      <w:r>
+        <w:t xml:space="preserve"> p in </w:t>
+      </w:r>
+      <w:proofErr w:type="spellStart"/>
+      <w:r>
+        <w:t>traj</w:t>
+      </w:r>
+      <w:proofErr w:type="spellEnd"/>
+      <w:r>
+        <w:t>]</w:t>
+      </w:r>
+    </w:p>
+    <w:p>
+      <w:pPr>
+        <w:pStyle w:val="Code"/>
+      </w:pPr>
+      <w:r>
+        <w:t xml:space="preserve">z = [p["z"] </w:t>
+      </w:r>
+      <w:proofErr w:type="spellStart"/>
+      <w:r>
+        <w:t>for</w:t>
+      </w:r>
+      <w:proofErr w:type="spellEnd"/>
+      <w:r>
+        <w:t xml:space="preserve"> p in </w:t>
+      </w:r>
+      <w:proofErr w:type="spellStart"/>
+      <w:r>
+        <w:t>traj</w:t>
+      </w:r>
+      <w:proofErr w:type="spellEnd"/>
+      <w:r>
+        <w:t>]</w:t>
+      </w:r>
+    </w:p>
+    <w:p>
+      <w:pPr>
+        <w:pStyle w:val="Code"/>
+      </w:pPr>
+    </w:p>
+    <w:p>
+      <w:pPr>
+        <w:pStyle w:val="Code"/>
+      </w:pPr>
+      <w:proofErr w:type="spellStart"/>
+      <w:r>
+        <w:t>fig</w:t>
+      </w:r>
+      <w:proofErr w:type="spellEnd"/>
+      <w:r>
+        <w:t xml:space="preserve"> = </w:t>
+      </w:r>
+      <w:proofErr w:type="spellStart"/>
+      <w:r>
+        <w:t>plt.figure</w:t>
+      </w:r>
+      <w:proofErr w:type="spellEnd"/>
+      <w:r>
+        <w:t>()</w:t>
+      </w:r>
+    </w:p>
+    <w:p>
+      <w:pPr>
+        <w:pStyle w:val="Code"/>
+      </w:pPr>
+      <w:proofErr w:type="spellStart"/>
+      <w:r>
+        <w:t>ax</w:t>
+      </w:r>
+      <w:proofErr w:type="spellEnd"/>
+      <w:r>
+        <w:t xml:space="preserve"> = </w:t>
+      </w:r>
+      <w:proofErr w:type="spellStart"/>
+      <w:r>
+        <w:t>fig.add_subplot</w:t>
+      </w:r>
+      <w:proofErr w:type="spellEnd"/>
+      <w:r>
+        <w:t xml:space="preserve">(111, </w:t>
+      </w:r>
+      <w:proofErr w:type="spellStart"/>
+      <w:r>
+        <w:t>projection</w:t>
+      </w:r>
+      <w:proofErr w:type="spellEnd"/>
+      <w:r>
+        <w:t>="3d")</w:t>
+      </w:r>
+    </w:p>
+    <w:p>
+      <w:pPr>
+        <w:pStyle w:val="Code"/>
+      </w:pPr>
+    </w:p>
+    <w:p>
+      <w:pPr>
+        <w:pStyle w:val="Code"/>
+      </w:pPr>
+      <w:proofErr w:type="spellStart"/>
+      <w:r>
+        <w:t>ax.plot</w:t>
+      </w:r>
+      <w:proofErr w:type="spellEnd"/>
+      <w:r>
+        <w:t xml:space="preserve">(x, y, z, </w:t>
+      </w:r>
+      <w:proofErr w:type="spellStart"/>
+      <w:r>
+        <w:t>marker</w:t>
+      </w:r>
+      <w:proofErr w:type="spellEnd"/>
+      <w:r>
+        <w:t>='o')</w:t>
+      </w:r>
+    </w:p>
+    <w:p>
+      <w:pPr>
+        <w:pStyle w:val="Code"/>
+      </w:pPr>
+      <w:proofErr w:type="spellStart"/>
+      <w:r>
+        <w:t>ax.set_xlabel</w:t>
+      </w:r>
+      <w:proofErr w:type="spellEnd"/>
+      <w:r>
+        <w:t>("Kognitive Dimension")</w:t>
+      </w:r>
+    </w:p>
+    <w:p>
+      <w:pPr>
+        <w:pStyle w:val="Code"/>
+      </w:pPr>
+      <w:proofErr w:type="spellStart"/>
+      <w:r>
+        <w:t>ax.set_ylabel</w:t>
+      </w:r>
+      <w:proofErr w:type="spellEnd"/>
+      <w:r>
+        <w:t>("Soziale Dimension")</w:t>
+      </w:r>
+    </w:p>
+    <w:p>
+      <w:pPr>
+        <w:pStyle w:val="Code"/>
+      </w:pPr>
+      <w:proofErr w:type="spellStart"/>
+      <w:r>
+        <w:t>ax.set_zlabel</w:t>
+      </w:r>
+      <w:proofErr w:type="spellEnd"/>
+      <w:r>
+        <w:t>("Affektive Dimension")</w:t>
+      </w:r>
+    </w:p>
+    <w:p>
+      <w:pPr>
+        <w:pStyle w:val="Code"/>
+      </w:pPr>
+    </w:p>
+    <w:p>
+      <w:pPr>
+        <w:pStyle w:val="Code"/>
+      </w:pPr>
+      <w:proofErr w:type="spellStart"/>
+      <w:r>
+        <w:t>plt.title</w:t>
+      </w:r>
+      <w:proofErr w:type="spellEnd"/>
+      <w:r>
+        <w:t>(</w:t>
+      </w:r>
+      <w:proofErr w:type="spellStart"/>
+      <w:r>
+        <w:t>f"FRZK</w:t>
+      </w:r>
+      <w:proofErr w:type="spellEnd"/>
+      <w:r>
+        <w:t>-Trajektorie – Teilnehmer {</w:t>
+      </w:r>
+      <w:proofErr w:type="spellStart"/>
+      <w:r>
+        <w:t>teilnehmer_id</w:t>
+      </w:r>
+      <w:proofErr w:type="spellEnd"/>
+      <w:r>
+        <w:t>}")</w:t>
+      </w:r>
+    </w:p>
+    <w:p>
+      <w:pPr>
+        <w:pStyle w:val="Code"/>
+      </w:pPr>
+      <w:proofErr w:type="spellStart"/>
+      <w:r>
+        <w:t>plt.show</w:t>
+      </w:r>
+      <w:proofErr w:type="spellEnd"/>
+      <w:r>
+        <w:t>()</w:t>
+      </w:r>
+    </w:p>
+    <w:p>
+      <w:r>
+        <w:pict w14:anchorId="4275F626">
+          <v:rect id="_x0000_i1107" style="width:0;height:1.5pt" o:hralign="center" o:hrstd="t" o:hr="t" fillcolor="#a0a0a0" stroked="f"/>
+        </w:pict>
+      </w:r>
+    </w:p>
+    <w:p>
+      <w:pPr>
+        <w:rPr>
+          <w:b/>
+          <w:bCs/>
+        </w:rPr>
+      </w:pPr>
+      <w:r>
+        <w:rPr>
+          <w:b/>
+          <w:bCs/>
+        </w:rPr>
+        <w:t>Python-Skript 6.X.1-C</w:t>
+      </w:r>
+    </w:p>
+    <w:p>
+      <w:pPr>
+        <w:rPr>
+          <w:b/>
+          <w:bCs/>
+        </w:rPr>
+      </w:pPr>
+      <w:r>
+        <w:rPr>
+          <w:b/>
+          <w:bCs/>
+          <w:i/>
+          <w:iCs/>
+        </w:rPr>
+        <w:t>Übergangsdistanzen Δ(t)</w:t>
+      </w:r>
+    </w:p>
+    <w:p>
+      <w:pPr>
+        <w:rPr>
+          <w:b/>
+          <w:bCs/>
+        </w:rPr>
+      </w:pPr>
+      <w:r>
+        <w:rPr>
+          <w:b/>
+          <w:bCs/>
+        </w:rPr>
+        <w:t>Dateiname</w:t>
+      </w:r>
+    </w:p>
+    <w:p>
+      <w:r>
+        <w:t>frzk_6x1_transition_delta.py</w:t>
+      </w:r>
+    </w:p>
+    <w:p>
+      <w:pPr>
+        <w:rPr>
+          <w:b/>
+          <w:bCs/>
+        </w:rPr>
+      </w:pPr>
+      <w:r>
+        <w:rPr>
+          <w:b/>
+          <w:bCs/>
+        </w:rPr>
+        <w:t>Abbildung</w:t>
+      </w:r>
+    </w:p>
+    <w:p>
+      <w:r>
+        <w:rPr>
+          <w:b/>
+          <w:bCs/>
+        </w:rPr>
+        <w:t>Abb. 6.X.2:</w:t>
+      </w:r>
+      <w:r>
+        <w:t xml:space="preserve"> </w:t>
+      </w:r>
+      <w:r>
+        <w:rPr>
+          <w:i/>
+          <w:iCs/>
+        </w:rPr>
+        <w:t>Übergangsdistanzen zwischen aufeinanderfolgenden FRZK-Zuständen</w:t>
+      </w:r>
+    </w:p>
+    <w:p>
+      <w:pPr>
+        <w:rPr>
+          <w:b/>
+          <w:bCs/>
+        </w:rPr>
+      </w:pPr>
+      <w:r>
+        <w:rPr>
+          <w:b/>
+          <w:bCs/>
+        </w:rPr>
+        <w:t>Legende</w:t>
+      </w:r>
+    </w:p>
+    <w:p>
+      <w:r>
+        <w:t>Dargestellt sind die euklidischen Distanzen zwischen aufeinanderfolgenden Zuständen. Hohe Werte markieren Phasen starker semantischer Reorganisation.</w:t>
+      </w:r>
+    </w:p>
+    <w:p>
+      <w:pPr>
+        <w:rPr>
+          <w:b/>
+          <w:bCs/>
+        </w:rPr>
+      </w:pPr>
+      <w:r>
+        <w:rPr>
+          <w:b/>
+          <w:bCs/>
+        </w:rPr>
+        <w:t>Skript</w:t>
+      </w:r>
+    </w:p>
+    <w:p>
+      <w:pPr>
+        <w:pStyle w:val="Code"/>
+      </w:pPr>
+      <w:proofErr w:type="spellStart"/>
+      <w:r>
+        <w:t>import</w:t>
+      </w:r>
+      <w:proofErr w:type="spellEnd"/>
+      <w:r>
+        <w:t xml:space="preserve"> </w:t>
+      </w:r>
+      <w:proofErr w:type="spellStart"/>
+      <w:r>
+        <w:t>json</w:t>
+      </w:r>
+      <w:proofErr w:type="spellEnd"/>
+    </w:p>
+    <w:p>
+      <w:pPr>
+        <w:pStyle w:val="Code"/>
+      </w:pPr>
+      <w:proofErr w:type="spellStart"/>
+      <w:r>
+        <w:t>import</w:t>
+      </w:r>
+      <w:proofErr w:type="spellEnd"/>
+      <w:r>
+        <w:t xml:space="preserve"> </w:t>
+      </w:r>
+      <w:proofErr w:type="spellStart"/>
+      <w:r>
+        <w:t>math</w:t>
+      </w:r>
+      <w:proofErr w:type="spellEnd"/>
+    </w:p>
+    <w:p>
+      <w:pPr>
+        <w:pStyle w:val="Code"/>
+      </w:pPr>
+      <w:proofErr w:type="spellStart"/>
+      <w:r>
+        <w:t>import</w:t>
+      </w:r>
+      <w:proofErr w:type="spellEnd"/>
+      <w:r>
+        <w:t xml:space="preserve"> </w:t>
+      </w:r>
+      <w:proofErr w:type="spellStart"/>
+      <w:r>
+        <w:t>matplotlib.pyplot</w:t>
+      </w:r>
+      <w:proofErr w:type="spellEnd"/>
+      <w:r>
+        <w:t xml:space="preserve"> </w:t>
+      </w:r>
+      <w:proofErr w:type="spellStart"/>
+      <w:r>
+        <w:t>as</w:t>
+      </w:r>
+      <w:proofErr w:type="spellEnd"/>
+      <w:r>
+        <w:t xml:space="preserve"> </w:t>
+      </w:r>
+      <w:proofErr w:type="spellStart"/>
+      <w:r>
+        <w:t>plt</w:t>
+      </w:r>
+      <w:proofErr w:type="spellEnd"/>
+    </w:p>
+    <w:p>
+      <w:pPr>
+        <w:pStyle w:val="Code"/>
+      </w:pPr>
+    </w:p>
+    <w:p>
+      <w:pPr>
+        <w:pStyle w:val="Code"/>
+      </w:pPr>
+      <w:proofErr w:type="spellStart"/>
+      <w:r>
+        <w:t>with</w:t>
+      </w:r>
+      <w:proofErr w:type="spellEnd"/>
+      <w:r>
+        <w:t xml:space="preserve"> open("frzk_6x1_export.json") </w:t>
+      </w:r>
+      <w:proofErr w:type="spellStart"/>
+      <w:r>
+        <w:t>as</w:t>
+      </w:r>
+      <w:proofErr w:type="spellEnd"/>
+      <w:r>
+        <w:t xml:space="preserve"> f:</w:t>
+      </w:r>
+    </w:p>
+    <w:p>
+      <w:pPr>
+        <w:pStyle w:val="Code"/>
+      </w:pPr>
+      <w:r>
+        <w:t xml:space="preserve">    </w:t>
+      </w:r>
+      <w:proofErr w:type="spellStart"/>
+      <w:r>
+        <w:t>data</w:t>
+      </w:r>
+      <w:proofErr w:type="spellEnd"/>
+      <w:r>
+        <w:t xml:space="preserve"> = </w:t>
+      </w:r>
+      <w:proofErr w:type="spellStart"/>
+      <w:r>
+        <w:t>json.load</w:t>
+      </w:r>
+      <w:proofErr w:type="spellEnd"/>
+      <w:r>
+        <w:t>(f)</w:t>
+      </w:r>
+    </w:p>
+    <w:p>
+      <w:pPr>
+        <w:pStyle w:val="Code"/>
+      </w:pPr>
+    </w:p>
+    <w:p>
+      <w:pPr>
+        <w:pStyle w:val="Code"/>
+      </w:pPr>
+      <w:proofErr w:type="spellStart"/>
+      <w:r>
+        <w:t>tid</w:t>
+      </w:r>
+      <w:proofErr w:type="spellEnd"/>
+      <w:r>
+        <w:t xml:space="preserve"> = </w:t>
+      </w:r>
+      <w:proofErr w:type="spellStart"/>
+      <w:r>
+        <w:t>list</w:t>
+      </w:r>
+      <w:proofErr w:type="spellEnd"/>
+      <w:r>
+        <w:t>(</w:t>
+      </w:r>
+      <w:proofErr w:type="spellStart"/>
+      <w:r>
+        <w:t>data.keys</w:t>
+      </w:r>
+      <w:proofErr w:type="spellEnd"/>
+      <w:r>
+        <w:t>())[0]</w:t>
+      </w:r>
+    </w:p>
+    <w:p>
+      <w:pPr>
+        <w:pStyle w:val="Code"/>
+      </w:pPr>
+      <w:proofErr w:type="spellStart"/>
+      <w:r>
+        <w:t>traj</w:t>
+      </w:r>
+      <w:proofErr w:type="spellEnd"/>
+      <w:r>
+        <w:t xml:space="preserve"> = </w:t>
+      </w:r>
+      <w:proofErr w:type="spellStart"/>
+      <w:r>
+        <w:t>data</w:t>
+      </w:r>
+      <w:proofErr w:type="spellEnd"/>
+      <w:r>
+        <w:t>[</w:t>
+      </w:r>
+      <w:proofErr w:type="spellStart"/>
+      <w:r>
+        <w:t>tid</w:t>
+      </w:r>
+      <w:proofErr w:type="spellEnd"/>
+      <w:r>
+        <w:t>]</w:t>
+      </w:r>
+    </w:p>
+    <w:p>
+      <w:pPr>
+        <w:pStyle w:val="Code"/>
+      </w:pPr>
+    </w:p>
+    <w:p>
+      <w:pPr>
+        <w:pStyle w:val="Code"/>
+      </w:pPr>
+      <w:proofErr w:type="spellStart"/>
+      <w:r>
+        <w:t>delta</w:t>
+      </w:r>
+      <w:proofErr w:type="spellEnd"/>
+      <w:r>
+        <w:t xml:space="preserve"> = []</w:t>
+      </w:r>
+    </w:p>
+    <w:p>
+      <w:pPr>
+        <w:pStyle w:val="Code"/>
+      </w:pPr>
+      <w:proofErr w:type="spellStart"/>
+      <w:r>
+        <w:lastRenderedPageBreak/>
+        <w:t>for</w:t>
+      </w:r>
+      <w:proofErr w:type="spellEnd"/>
+      <w:r>
+        <w:t xml:space="preserve"> i in </w:t>
+      </w:r>
+      <w:proofErr w:type="spellStart"/>
+      <w:r>
+        <w:t>range</w:t>
+      </w:r>
+      <w:proofErr w:type="spellEnd"/>
+      <w:r>
+        <w:t>(</w:t>
+      </w:r>
+      <w:proofErr w:type="spellStart"/>
+      <w:r>
+        <w:t>len</w:t>
+      </w:r>
+      <w:proofErr w:type="spellEnd"/>
+      <w:r>
+        <w:t>(</w:t>
+      </w:r>
+      <w:proofErr w:type="spellStart"/>
+      <w:r>
+        <w:t>traj</w:t>
+      </w:r>
+      <w:proofErr w:type="spellEnd"/>
+      <w:r>
+        <w:t>) - 1):</w:t>
+      </w:r>
+    </w:p>
+    <w:p>
+      <w:pPr>
+        <w:pStyle w:val="Code"/>
+      </w:pPr>
+      <w:r>
+        <w:t xml:space="preserve">    dx = </w:t>
+      </w:r>
+      <w:proofErr w:type="spellStart"/>
+      <w:r>
+        <w:t>traj</w:t>
+      </w:r>
+      <w:proofErr w:type="spellEnd"/>
+      <w:r>
+        <w:t xml:space="preserve">[i+1]["x"] - </w:t>
+      </w:r>
+      <w:proofErr w:type="spellStart"/>
+      <w:r>
+        <w:t>traj</w:t>
+      </w:r>
+      <w:proofErr w:type="spellEnd"/>
+      <w:r>
+        <w:t>[i]["x"]</w:t>
+      </w:r>
+    </w:p>
+    <w:p>
+      <w:pPr>
+        <w:pStyle w:val="Code"/>
+      </w:pPr>
+      <w:r>
+        <w:t xml:space="preserve">    </w:t>
+      </w:r>
+      <w:proofErr w:type="spellStart"/>
+      <w:r>
+        <w:t>dy</w:t>
+      </w:r>
+      <w:proofErr w:type="spellEnd"/>
+      <w:r>
+        <w:t xml:space="preserve"> = </w:t>
+      </w:r>
+      <w:proofErr w:type="spellStart"/>
+      <w:r>
+        <w:t>traj</w:t>
+      </w:r>
+      <w:proofErr w:type="spellEnd"/>
+      <w:r>
+        <w:t xml:space="preserve">[i+1]["y"] - </w:t>
+      </w:r>
+      <w:proofErr w:type="spellStart"/>
+      <w:r>
+        <w:t>traj</w:t>
+      </w:r>
+      <w:proofErr w:type="spellEnd"/>
+      <w:r>
+        <w:t>[i]["y"]</w:t>
+      </w:r>
+    </w:p>
+    <w:p>
+      <w:pPr>
+        <w:pStyle w:val="Code"/>
+      </w:pPr>
+      <w:r>
+        <w:t xml:space="preserve">    </w:t>
+      </w:r>
+      <w:proofErr w:type="spellStart"/>
+      <w:r>
+        <w:t>dz</w:t>
+      </w:r>
+      <w:proofErr w:type="spellEnd"/>
+      <w:r>
+        <w:t xml:space="preserve"> = </w:t>
+      </w:r>
+      <w:proofErr w:type="spellStart"/>
+      <w:r>
+        <w:t>traj</w:t>
+      </w:r>
+      <w:proofErr w:type="spellEnd"/>
+      <w:r>
+        <w:t xml:space="preserve">[i+1]["z"] - </w:t>
+      </w:r>
+      <w:proofErr w:type="spellStart"/>
+      <w:r>
+        <w:t>traj</w:t>
+      </w:r>
+      <w:proofErr w:type="spellEnd"/>
+      <w:r>
+        <w:t>[i]["z"]</w:t>
+      </w:r>
+    </w:p>
+    <w:p>
+      <w:pPr>
+        <w:pStyle w:val="Code"/>
+      </w:pPr>
+      <w:r>
+        <w:t xml:space="preserve">    </w:t>
+      </w:r>
+      <w:proofErr w:type="spellStart"/>
+      <w:r>
+        <w:t>delta.append</w:t>
+      </w:r>
+      <w:proofErr w:type="spellEnd"/>
+      <w:r>
+        <w:t>(</w:t>
+      </w:r>
+      <w:proofErr w:type="spellStart"/>
+      <w:r>
+        <w:t>math.sqrt</w:t>
+      </w:r>
+      <w:proofErr w:type="spellEnd"/>
+      <w:r>
+        <w:t xml:space="preserve">(dx*dx + </w:t>
+      </w:r>
+      <w:proofErr w:type="spellStart"/>
+      <w:r>
+        <w:t>dy</w:t>
+      </w:r>
+      <w:proofErr w:type="spellEnd"/>
+      <w:r>
+        <w:t>*</w:t>
+      </w:r>
+      <w:proofErr w:type="spellStart"/>
+      <w:r>
+        <w:t>dy</w:t>
+      </w:r>
+      <w:proofErr w:type="spellEnd"/>
+      <w:r>
+        <w:t xml:space="preserve"> + </w:t>
+      </w:r>
+      <w:proofErr w:type="spellStart"/>
+      <w:r>
+        <w:t>dz</w:t>
+      </w:r>
+      <w:proofErr w:type="spellEnd"/>
+      <w:r>
+        <w:t>*</w:t>
+      </w:r>
+      <w:proofErr w:type="spellStart"/>
+      <w:r>
+        <w:t>dz</w:t>
+      </w:r>
+      <w:proofErr w:type="spellEnd"/>
+      <w:r>
+        <w:t>))</w:t>
+      </w:r>
+    </w:p>
+    <w:p>
+      <w:pPr>
+        <w:pStyle w:val="Code"/>
+      </w:pPr>
+    </w:p>
+    <w:p>
+      <w:pPr>
+        <w:pStyle w:val="Code"/>
+      </w:pPr>
+      <w:proofErr w:type="spellStart"/>
+      <w:r>
+        <w:t>plt.figure</w:t>
+      </w:r>
+      <w:proofErr w:type="spellEnd"/>
+      <w:r>
+        <w:t>()</w:t>
+      </w:r>
+    </w:p>
+    <w:p>
+      <w:pPr>
+        <w:pStyle w:val="Code"/>
+      </w:pPr>
+      <w:proofErr w:type="spellStart"/>
+      <w:r>
+        <w:t>plt.plot</w:t>
+      </w:r>
+      <w:proofErr w:type="spellEnd"/>
+      <w:r>
+        <w:t>(</w:t>
+      </w:r>
+      <w:proofErr w:type="spellStart"/>
+      <w:r>
+        <w:t>delta</w:t>
+      </w:r>
+      <w:proofErr w:type="spellEnd"/>
+      <w:r>
+        <w:t>)</w:t>
+      </w:r>
+    </w:p>
+    <w:p>
+      <w:pPr>
+        <w:pStyle w:val="Code"/>
+      </w:pPr>
+      <w:proofErr w:type="spellStart"/>
+      <w:r>
+        <w:t>plt.xlabel</w:t>
+      </w:r>
+      <w:proofErr w:type="spellEnd"/>
+      <w:r>
+        <w:t>("Übergangsindex")</w:t>
+      </w:r>
+    </w:p>
+    <w:p>
+      <w:pPr>
+        <w:pStyle w:val="Code"/>
+      </w:pPr>
+      <w:proofErr w:type="spellStart"/>
+      <w:r>
+        <w:t>plt.ylabel</w:t>
+      </w:r>
+      <w:proofErr w:type="spellEnd"/>
+      <w:r>
+        <w:t>("Δ (euklidische Distanz)")</w:t>
+      </w:r>
+    </w:p>
+    <w:p>
+      <w:pPr>
+        <w:pStyle w:val="Code"/>
+      </w:pPr>
+      <w:proofErr w:type="spellStart"/>
+      <w:r>
+        <w:t>plt.title</w:t>
+      </w:r>
+      <w:proofErr w:type="spellEnd"/>
+      <w:r>
+        <w:t>("FRZK-Übergangsdynamik")</w:t>
+      </w:r>
+    </w:p>
+    <w:p>
+      <w:pPr>
+        <w:pStyle w:val="Code"/>
+      </w:pPr>
+      <w:proofErr w:type="spellStart"/>
+      <w:r>
+        <w:t>plt.show</w:t>
+      </w:r>
+      <w:proofErr w:type="spellEnd"/>
+      <w:r>
+        <w:t>()</w:t>
+      </w:r>
+    </w:p>
+    <w:p>
+      <w:r>
+        <w:pict w14:anchorId="4270F75B">
+          <v:rect id="_x0000_i1108" style="width:0;height:1.5pt" o:hralign="center" o:hrstd="t" o:hr="t" fillcolor="#a0a0a0" stroked="f"/>
+        </w:pict>
+      </w:r>
+    </w:p>
+    <w:p>
+      <w:pPr>
+        <w:rPr>
+          <w:b/>
+          <w:bCs/>
+        </w:rPr>
+      </w:pPr>
+      <w:r>
+        <w:rPr>
+          <w:b/>
+          <w:bCs/>
+        </w:rPr>
+        <w:t>Python-Skript 6.X.1-D</w:t>
+      </w:r>
+    </w:p>
+    <w:p>
+      <w:pPr>
+        <w:rPr>
+          <w:b/>
+          <w:bCs/>
+        </w:rPr>
+      </w:pPr>
+      <w:r>
+        <w:rPr>
+          <w:b/>
+          <w:bCs/>
+          <w:i/>
+          <w:iCs/>
+        </w:rPr>
+        <w:t>Lokales Stabilitätsmaß</w:t>
+      </w:r>
+    </w:p>
+    <w:p>
+      <w:pPr>
+        <w:rPr>
+          <w:b/>
+          <w:bCs/>
+        </w:rPr>
+      </w:pPr>
+      <w:r>
+        <w:rPr>
+          <w:b/>
+          <w:bCs/>
+        </w:rPr>
+        <w:t>Definition</w:t>
+      </w:r>
+    </w:p>
+    <w:p>
+      <w:pPr>
+        <w:pStyle w:val="Formel"/>
+      </w:pPr>
+      <m:oMathPara>
+        <m:oMath>
+          <m:r>
+            <m:t>S</m:t>
+          </m:r>
+          <m:d>
+            <m:dPr>
+              <m:ctrlPr/>
+            </m:dPr>
+            <m:e>
+              <m:sSub>
+                <m:sSubPr>
+                  <m:ctrlPr>
+                    <w:rPr>
+                      <w:rFonts w:eastAsia="Times New Roman"/>
+                    </w:rPr>
+                  </m:ctrlPr>
+                </m:sSubPr>
+                <m:e>
+                  <m:r>
+                    <m:t>t</m:t>
+                  </m:r>
+                </m:e>
+                <m:sub>
+                  <m:r>
+                    <m:t>k</m:t>
+                  </m:r>
+                </m:sub>
+              </m:sSub>
+            </m:e>
+          </m:d>
+          <m:r>
+            <m:t>=</m:t>
+          </m:r>
+          <m:f>
+            <m:fPr>
+              <m:ctrlPr>
+                <w:rPr>
+                  <w:rFonts w:eastAsia="Times New Roman"/>
+                </w:rPr>
+              </m:ctrlPr>
+            </m:fPr>
+            <m:num>
+              <m:r>
+                <m:t>1</m:t>
+              </m:r>
+            </m:num>
+            <m:den>
+              <m:r>
+                <m:t>1+</m:t>
+              </m:r>
+              <m:f>
+                <m:fPr>
+                  <m:ctrlPr>
+                    <w:rPr>
+                      <w:rFonts w:eastAsia="Times New Roman"/>
+                    </w:rPr>
+                  </m:ctrlPr>
+                </m:fPr>
+                <m:num>
+                  <m:r>
+                    <m:t>1</m:t>
+                  </m:r>
+                </m:num>
+                <m:den>
+                  <m:r>
+                    <m:t>n</m:t>
+                  </m:r>
+                </m:den>
+              </m:f>
+              <m:nary>
+                <m:naryPr>
+                  <m:chr m:val="∑"/>
+                  <m:limLoc m:val="undOvr"/>
+                  <m:ctrlPr>
+                    <w:rPr>
+                      <w:rFonts w:eastAsia="Times New Roman"/>
+                    </w:rPr>
+                  </m:ctrlPr>
+                </m:naryPr>
+                <m:sub>
+                  <m:r>
+                    <m:t>j=1</m:t>
+                  </m:r>
+                </m:sub>
+                <m:sup>
+                  <m:r>
+                    <m:t>n</m:t>
+                  </m:r>
+                </m:sup>
+                <m:e>
+                  <m:r>
+                    <m:t>∆(</m:t>
+                  </m:r>
+                  <m:sSub>
+                    <m:sSubPr>
+                      <m:ctrlPr>
+                        <w:rPr>
+                          <w:rFonts w:eastAsia="Times New Roman"/>
+                        </w:rPr>
+                      </m:ctrlPr>
+                    </m:sSubPr>
+                    <m:e>
+                      <m:r>
+                        <m:t>t</m:t>
+                      </m:r>
+                    </m:e>
+                    <m:sub>
+                      <m:r>
+                        <m:t>k+j</m:t>
+                      </m:r>
+                    </m:sub>
+                  </m:sSub>
+                  <m:r>
+                    <m:t>)</m:t>
+                  </m:r>
+                </m:e>
+              </m:nary>
+            </m:den>
+          </m:f>
+        </m:oMath>
+      </m:oMathPara>
+    </w:p>
+    <w:p>
+      <w:pPr>
+        <w:rPr>
+          <w:b/>
+          <w:bCs/>
+        </w:rPr>
+      </w:pPr>
+      <w:r>
+        <w:rPr>
+          <w:b/>
+          <w:bCs/>
+        </w:rPr>
+        <w:t>Dateiname</w:t>
+      </w:r>
+    </w:p>
+    <w:p>
+      <w:r>
+        <w:t>frzk_6x1_stability.py</w:t>
+      </w:r>
+    </w:p>
+    <w:p>
+      <w:pPr>
+        <w:rPr>
+          <w:b/>
+          <w:bCs/>
+        </w:rPr>
+      </w:pPr>
+      <w:r>
+        <w:rPr>
+          <w:b/>
+          <w:bCs/>
+        </w:rPr>
+        <w:t>Abbildung</w:t>
+      </w:r>
+    </w:p>
+    <w:p>
+      <w:r>
+        <w:rPr>
+          <w:b/>
+          <w:bCs/>
+        </w:rPr>
+        <w:t>Abb. 6.X.3:</w:t>
+      </w:r>
+      <w:r>
+        <w:t xml:space="preserve"> </w:t>
+      </w:r>
+      <w:r>
+        <w:rPr>
+          <w:i/>
+          <w:iCs/>
+        </w:rPr>
+        <w:t>Zeitlicher Verlauf der lokalen Stabilität</w:t>
+      </w:r>
+    </w:p>
+    <w:p>
+      <w:pPr>
+        <w:rPr>
+          <w:b/>
+          <w:bCs/>
+        </w:rPr>
+      </w:pPr>
+      <w:r>
+        <w:rPr>
+          <w:b/>
+          <w:bCs/>
+        </w:rPr>
+        <w:t>Legende</w:t>
+      </w:r>
+    </w:p>
+    <w:p>
+      <w:r>
+        <w:t>Niedrige Stabilitätswerte kennzeichnen instabile Übergangsphasen und potenzielle Orientierungsverluste.</w:t>
+      </w:r>
+    </w:p>
+    <w:p>
+      <w:pPr>
+        <w:rPr>
+          <w:b/>
+          <w:bCs/>
+        </w:rPr>
+      </w:pPr>
+      <w:r>
+        <w:rPr>
+          <w:b/>
+          <w:bCs/>
+        </w:rPr>
+        <w:t>Skript</w:t>
+      </w:r>
+    </w:p>
+    <w:p>
+      <w:proofErr w:type="spellStart"/>
+      <w:r>
+        <w:t>import</w:t>
+      </w:r>
+      <w:proofErr w:type="spellEnd"/>
+      <w:r>
+        <w:t xml:space="preserve"> </w:t>
+      </w:r>
+      <w:proofErr w:type="spellStart"/>
+      <w:r>
+        <w:t>json</w:t>
+      </w:r>
+      <w:proofErr w:type="spellEnd"/>
+    </w:p>
+    <w:p>
+      <w:proofErr w:type="spellStart"/>
+      <w:r>
+        <w:t>import</w:t>
+      </w:r>
+      <w:proofErr w:type="spellEnd"/>
+      <w:r>
+        <w:t xml:space="preserve"> </w:t>
+      </w:r>
+      <w:proofErr w:type="spellStart"/>
+      <w:r>
+        <w:t>math</w:t>
+      </w:r>
+      <w:proofErr w:type="spellEnd"/>
+    </w:p>
+    <w:p>
+      <w:proofErr w:type="spellStart"/>
+      <w:r>
+        <w:t>import</w:t>
+      </w:r>
+      <w:proofErr w:type="spellEnd"/>
+      <w:r>
+        <w:t xml:space="preserve"> </w:t>
+      </w:r>
+      <w:proofErr w:type="spellStart"/>
+      <w:r>
+        <w:t>matplotlib.pyplot</w:t>
+      </w:r>
+      <w:proofErr w:type="spellEnd"/>
+      <w:r>
+        <w:t xml:space="preserve"> </w:t>
+      </w:r>
+      <w:proofErr w:type="spellStart"/>
+      <w:r>
+        <w:t>as</w:t>
+      </w:r>
+      <w:proofErr w:type="spellEnd"/>
+      <w:r>
+        <w:t xml:space="preserve"> </w:t>
+      </w:r>
+      <w:proofErr w:type="spellStart"/>
+      <w:r>
+        <w:t>plt</w:t>
+      </w:r>
+      <w:proofErr w:type="spellEnd"/>
+    </w:p>
+    <w:p/>
+    <w:p>
+      <w:r>
+        <w:t>WINDOW = 2</w:t>
+      </w:r>
+    </w:p>
+    <w:p/>
+    <w:p>
+      <w:proofErr w:type="spellStart"/>
+      <w:r>
+        <w:t>with</w:t>
+      </w:r>
+      <w:proofErr w:type="spellEnd"/>
+      <w:r>
+        <w:t xml:space="preserve"> open("frzk_6x1_export.json") </w:t>
+      </w:r>
+      <w:proofErr w:type="spellStart"/>
+      <w:r>
+        <w:t>as</w:t>
+      </w:r>
+      <w:proofErr w:type="spellEnd"/>
+      <w:r>
+        <w:t xml:space="preserve"> f:</w:t>
+      </w:r>
+    </w:p>
+    <w:p>
+      <w:r>
+        <w:t xml:space="preserve">    </w:t>
+      </w:r>
+      <w:proofErr w:type="spellStart"/>
+      <w:r>
+        <w:t>data</w:t>
+      </w:r>
+      <w:proofErr w:type="spellEnd"/>
+      <w:r>
+        <w:t xml:space="preserve"> = </w:t>
+      </w:r>
+      <w:proofErr w:type="spellStart"/>
+      <w:r>
+        <w:t>json.load</w:t>
+      </w:r>
+      <w:proofErr w:type="spellEnd"/>
+      <w:r>
+        <w:t>(f)</w:t>
+      </w:r>
+    </w:p>
+    <w:p/>
+    <w:p>
+      <w:proofErr w:type="spellStart"/>
+      <w:r>
+        <w:t>tid</w:t>
+      </w:r>
+      <w:proofErr w:type="spellEnd"/>
+      <w:r>
+        <w:t xml:space="preserve"> = </w:t>
+      </w:r>
+      <w:proofErr w:type="spellStart"/>
+      <w:r>
+        <w:t>list</w:t>
+      </w:r>
+      <w:proofErr w:type="spellEnd"/>
+      <w:r>
+        <w:t>(</w:t>
+      </w:r>
+      <w:proofErr w:type="spellStart"/>
+      <w:r>
+        <w:t>data.keys</w:t>
+      </w:r>
+      <w:proofErr w:type="spellEnd"/>
+      <w:r>
+        <w:t>())[0]</w:t>
+      </w:r>
+    </w:p>
+    <w:p>
+      <w:proofErr w:type="spellStart"/>
+      <w:r>
+        <w:t>traj</w:t>
+      </w:r>
+      <w:proofErr w:type="spellEnd"/>
+      <w:r>
+        <w:t xml:space="preserve"> = </w:t>
+      </w:r>
+      <w:proofErr w:type="spellStart"/>
+      <w:r>
+        <w:t>data</w:t>
+      </w:r>
+      <w:proofErr w:type="spellEnd"/>
+      <w:r>
+        <w:t>[</w:t>
+      </w:r>
+      <w:proofErr w:type="spellStart"/>
+      <w:r>
+        <w:t>tid</w:t>
+      </w:r>
+      <w:proofErr w:type="spellEnd"/>
+      <w:r>
+        <w:t>]</w:t>
+      </w:r>
+    </w:p>
+    <w:p/>
+    <w:p>
+      <w:proofErr w:type="spellStart"/>
+      <w:r>
+        <w:t>delta</w:t>
+      </w:r>
+      <w:proofErr w:type="spellEnd"/>
+      <w:r>
+        <w:t xml:space="preserve"> = []</w:t>
+      </w:r>
+    </w:p>
+    <w:p>
+      <w:proofErr w:type="spellStart"/>
+      <w:r>
+        <w:t>for</w:t>
+      </w:r>
+      <w:proofErr w:type="spellEnd"/>
+      <w:r>
+        <w:t xml:space="preserve"> i in </w:t>
+      </w:r>
+      <w:proofErr w:type="spellStart"/>
+      <w:r>
+        <w:t>range</w:t>
+      </w:r>
+      <w:proofErr w:type="spellEnd"/>
+      <w:r>
+        <w:t>(</w:t>
+      </w:r>
+      <w:proofErr w:type="spellStart"/>
+      <w:r>
+        <w:t>len</w:t>
+      </w:r>
+      <w:proofErr w:type="spellEnd"/>
+      <w:r>
+        <w:t>(</w:t>
+      </w:r>
+      <w:proofErr w:type="spellStart"/>
+      <w:r>
+        <w:t>traj</w:t>
+      </w:r>
+      <w:proofErr w:type="spellEnd"/>
+      <w:r>
+        <w:t>) - 1):</w:t>
+      </w:r>
+    </w:p>
+    <w:p>
+      <w:r>
+        <w:t xml:space="preserve">    dx = </w:t>
+      </w:r>
+      <w:proofErr w:type="spellStart"/>
+      <w:r>
+        <w:t>traj</w:t>
+      </w:r>
+      <w:proofErr w:type="spellEnd"/>
+      <w:r>
+        <w:t xml:space="preserve">[i+1]["x"] - </w:t>
+      </w:r>
+      <w:proofErr w:type="spellStart"/>
+      <w:r>
+        <w:t>traj</w:t>
+      </w:r>
+      <w:proofErr w:type="spellEnd"/>
+      <w:r>
+        <w:t>[i]["x"]</w:t>
+      </w:r>
+    </w:p>
+    <w:p>
+      <w:r>
+        <w:t xml:space="preserve">    </w:t>
+      </w:r>
+      <w:proofErr w:type="spellStart"/>
+      <w:r>
+        <w:t>dy</w:t>
+      </w:r>
+      <w:proofErr w:type="spellEnd"/>
+      <w:r>
+        <w:t xml:space="preserve"> = </w:t>
+      </w:r>
+      <w:proofErr w:type="spellStart"/>
+      <w:r>
+        <w:t>traj</w:t>
+      </w:r>
+      <w:proofErr w:type="spellEnd"/>
+      <w:r>
+        <w:t xml:space="preserve">[i+1]["y"] - </w:t>
+      </w:r>
+      <w:proofErr w:type="spellStart"/>
+      <w:r>
+        <w:t>traj</w:t>
+      </w:r>
+      <w:proofErr w:type="spellEnd"/>
+      <w:r>
+        <w:t>[i]["y"]</w:t>
+      </w:r>
+    </w:p>
+    <w:p>
+      <w:r>
+        <w:t xml:space="preserve">    </w:t>
+      </w:r>
+      <w:proofErr w:type="spellStart"/>
+      <w:r>
+        <w:t>dz</w:t>
+      </w:r>
+      <w:proofErr w:type="spellEnd"/>
+      <w:r>
+        <w:t xml:space="preserve"> = </w:t>
+      </w:r>
+      <w:proofErr w:type="spellStart"/>
+      <w:r>
+        <w:t>traj</w:t>
+      </w:r>
+      <w:proofErr w:type="spellEnd"/>
+      <w:r>
+        <w:t xml:space="preserve">[i+1]["z"] - </w:t>
+      </w:r>
+      <w:proofErr w:type="spellStart"/>
+      <w:r>
+        <w:t>traj</w:t>
+      </w:r>
+      <w:proofErr w:type="spellEnd"/>
+      <w:r>
+        <w:t>[i]["z"]</w:t>
+      </w:r>
+    </w:p>
+    <w:p>
+      <w:r>
+        <w:t xml:space="preserve">    </w:t>
+      </w:r>
+      <w:proofErr w:type="spellStart"/>
+      <w:r>
+        <w:t>delta.append</w:t>
+      </w:r>
+      <w:proofErr w:type="spellEnd"/>
+      <w:r>
+        <w:t>(</w:t>
+      </w:r>
+      <w:proofErr w:type="spellStart"/>
+      <w:r>
+        <w:t>math.sqrt</w:t>
+      </w:r>
+      <w:proofErr w:type="spellEnd"/>
+      <w:r>
+        <w:t xml:space="preserve">(dx*dx + </w:t>
+      </w:r>
+      <w:proofErr w:type="spellStart"/>
+      <w:r>
+        <w:t>dy</w:t>
+      </w:r>
+      <w:proofErr w:type="spellEnd"/>
+      <w:r>
+        <w:t>*</w:t>
+      </w:r>
+      <w:proofErr w:type="spellStart"/>
+      <w:r>
+        <w:t>dy</w:t>
+      </w:r>
+      <w:proofErr w:type="spellEnd"/>
+      <w:r>
+        <w:t xml:space="preserve"> + </w:t>
+      </w:r>
+      <w:proofErr w:type="spellStart"/>
+      <w:r>
+        <w:t>dz</w:t>
+      </w:r>
+      <w:proofErr w:type="spellEnd"/>
+      <w:r>
+        <w:t>*</w:t>
+      </w:r>
+      <w:proofErr w:type="spellStart"/>
+      <w:r>
+        <w:t>dz</w:t>
+      </w:r>
+      <w:proofErr w:type="spellEnd"/>
+      <w:r>
+        <w:t>))</w:t>
+      </w:r>
+    </w:p>
+    <w:p/>
+    <w:p>
+      <w:proofErr w:type="spellStart"/>
+      <w:r>
+        <w:t>stability</w:t>
+      </w:r>
+      <w:proofErr w:type="spellEnd"/>
+      <w:r>
+        <w:t xml:space="preserve"> = []</w:t>
+      </w:r>
+    </w:p>
+    <w:p>
+      <w:proofErr w:type="spellStart"/>
+      <w:r>
+        <w:t>for</w:t>
+      </w:r>
+      <w:proofErr w:type="spellEnd"/>
+      <w:r>
+        <w:t xml:space="preserve"> i in </w:t>
+      </w:r>
+      <w:proofErr w:type="spellStart"/>
+      <w:r>
+        <w:t>range</w:t>
+      </w:r>
+      <w:proofErr w:type="spellEnd"/>
+      <w:r>
+        <w:t>(</w:t>
+      </w:r>
+      <w:proofErr w:type="spellStart"/>
+      <w:r>
+        <w:t>len</w:t>
+      </w:r>
+      <w:proofErr w:type="spellEnd"/>
+      <w:r>
+        <w:t>(</w:t>
+      </w:r>
+      <w:proofErr w:type="spellStart"/>
+      <w:r>
+        <w:t>delta</w:t>
+      </w:r>
+      <w:proofErr w:type="spellEnd"/>
+      <w:r>
+        <w:t>)):</w:t>
+      </w:r>
+    </w:p>
+    <w:p>
+      <w:r>
+        <w:t xml:space="preserve">    </w:t>
+      </w:r>
+      <w:proofErr w:type="spellStart"/>
+      <w:r>
+        <w:t>local</w:t>
+      </w:r>
+      <w:proofErr w:type="spellEnd"/>
+      <w:r>
+        <w:t xml:space="preserve"> = </w:t>
+      </w:r>
+      <w:proofErr w:type="spellStart"/>
+      <w:r>
+        <w:t>delta</w:t>
+      </w:r>
+      <w:proofErr w:type="spellEnd"/>
+      <w:r>
+        <w:t>[</w:t>
+      </w:r>
+      <w:proofErr w:type="spellStart"/>
+      <w:r>
+        <w:t>max</w:t>
+      </w:r>
+      <w:proofErr w:type="spellEnd"/>
+      <w:r>
+        <w:t>(0, i-WINDOW):min(</w:t>
+      </w:r>
+      <w:proofErr w:type="spellStart"/>
+      <w:r>
+        <w:t>len</w:t>
+      </w:r>
+      <w:proofErr w:type="spellEnd"/>
+      <w:r>
+        <w:t>(</w:t>
+      </w:r>
+      <w:proofErr w:type="spellStart"/>
+      <w:r>
+        <w:t>delta</w:t>
+      </w:r>
+      <w:proofErr w:type="spellEnd"/>
+      <w:r>
+        <w:t>), i+WINDOW+1)]</w:t>
+      </w:r>
+    </w:p>
+    <w:p>
+      <w:r>
+        <w:t xml:space="preserve">    </w:t>
+      </w:r>
+      <w:proofErr w:type="spellStart"/>
+      <w:r>
+        <w:t>stability.append</w:t>
+      </w:r>
+      <w:proofErr w:type="spellEnd"/>
+      <w:r>
+        <w:t xml:space="preserve">(1 / (1 + </w:t>
+      </w:r>
+      <w:proofErr w:type="spellStart"/>
+      <w:r>
+        <w:t>sum</w:t>
+      </w:r>
+      <w:proofErr w:type="spellEnd"/>
+      <w:r>
+        <w:t>(</w:t>
+      </w:r>
+      <w:proofErr w:type="spellStart"/>
+      <w:r>
+        <w:t>local</w:t>
+      </w:r>
+      <w:proofErr w:type="spellEnd"/>
+      <w:r>
+        <w:t>)/</w:t>
+      </w:r>
+      <w:proofErr w:type="spellStart"/>
+      <w:r>
+        <w:t>len</w:t>
+      </w:r>
+      <w:proofErr w:type="spellEnd"/>
+      <w:r>
+        <w:t>(</w:t>
+      </w:r>
+      <w:proofErr w:type="spellStart"/>
+      <w:r>
+        <w:t>local</w:t>
+      </w:r>
+      <w:proofErr w:type="spellEnd"/>
+      <w:r>
+        <w:t>)))</w:t>
+      </w:r>
+    </w:p>
+    <w:p/>
+    <w:p>
+      <w:proofErr w:type="spellStart"/>
+      <w:r>
+        <w:t>plt.figure</w:t>
+      </w:r>
+      <w:proofErr w:type="spellEnd"/>
+      <w:r>
+        <w:t>()</w:t>
+      </w:r>
+    </w:p>
+    <w:p>
+      <w:proofErr w:type="spellStart"/>
+      <w:r>
+        <w:t>plt.plot</w:t>
+      </w:r>
+      <w:proofErr w:type="spellEnd"/>
+      <w:r>
+        <w:t>(</w:t>
+      </w:r>
+      <w:proofErr w:type="spellStart"/>
+      <w:r>
+        <w:t>stability</w:t>
+      </w:r>
+      <w:proofErr w:type="spellEnd"/>
+      <w:r>
+        <w:t>)</w:t>
+      </w:r>
+    </w:p>
+    <w:p>
+      <w:proofErr w:type="spellStart"/>
+      <w:r>
+        <w:t>plt.xlabel</w:t>
+      </w:r>
+      <w:proofErr w:type="spellEnd"/>
+      <w:r>
+        <w:t>("Zeitindex")</w:t>
+      </w:r>
+    </w:p>
+    <w:p>
+      <w:proofErr w:type="spellStart"/>
+      <w:r>
+        <w:t>plt.ylabel</w:t>
+      </w:r>
+      <w:proofErr w:type="spellEnd"/>
+      <w:r>
+        <w:t>("Stabilität S(t)")</w:t>
+      </w:r>
+    </w:p>
+    <w:p>
+      <w:proofErr w:type="spellStart"/>
+      <w:r>
+        <w:t>plt.title</w:t>
+      </w:r>
+      <w:proofErr w:type="spellEnd"/>
+      <w:r>
+        <w:t>("Lokale Stabilität im FRZK-Verlauf")</w:t>
+      </w:r>
+    </w:p>
+    <w:p>
+      <w:proofErr w:type="spellStart"/>
+      <w:r>
+        <w:t>plt.show</w:t>
+      </w:r>
+      <w:proofErr w:type="spellEnd"/>
+      <w:r>
+        <w:t>()</w:t>
+      </w:r>
+    </w:p>
+    <w:p>
+      <w:r>
+        <w:pict w14:anchorId="02CE38F3">
+          <v:rect id="_x0000_i1109" style="width:0;height:1.5pt" o:hralign="center" o:hrstd="t" o:hr="t" fillcolor="#a0a0a0" stroked="f"/>
+        </w:pict>
+      </w:r>
+    </w:p>
+    <w:p>
+      <w:pPr>
+        <w:rPr>
+          <w:b/>
+          <w:bCs/>
+        </w:rPr>
+      </w:pPr>
+      <w:r>
+        <w:rPr>
+          <w:b/>
+          <w:bCs/>
+        </w:rPr>
+        <w:t>Python-Skript 6.X.1-E</w:t>
+      </w:r>
+    </w:p>
+    <w:p>
+      <w:pPr>
+        <w:rPr>
+          <w:b/>
+          <w:bCs/>
+        </w:rPr>
+      </w:pPr>
+      <w:r>
+        <w:rPr>
+          <w:b/>
+          <w:bCs/>
+          <w:i/>
+          <w:iCs/>
+        </w:rPr>
+        <w:t>Markierung von Orientierungsverlust</w:t>
+      </w:r>
+    </w:p>
+    <w:p>
+      <w:pPr>
+        <w:rPr>
+          <w:b/>
+          <w:bCs/>
+        </w:rPr>
+      </w:pPr>
+      <w:r>
+        <w:rPr>
+          <w:b/>
+          <w:bCs/>
+        </w:rPr>
+        <w:t>Dateiname</w:t>
+      </w:r>
+    </w:p>
+    <w:p>
+      <w:r>
+        <w:t>frzk_6x1_orientation_loss.py</w:t>
+      </w:r>
+    </w:p>
+    <w:p>
+      <w:pPr>
+        <w:rPr>
+          <w:b/>
+          <w:bCs/>
+        </w:rPr>
+      </w:pPr>
+      <w:r>
+        <w:rPr>
+          <w:b/>
+          <w:bCs/>
+        </w:rPr>
+        <w:t>Abbildung</w:t>
+      </w:r>
+    </w:p>
+    <w:p>
+      <w:r>
+        <w:rPr>
+          <w:b/>
+          <w:bCs/>
+        </w:rPr>
+        <w:t>Abb. 6.X.4:</w:t>
+      </w:r>
+      <w:r>
+        <w:t xml:space="preserve"> </w:t>
+      </w:r>
+      <w:r>
+        <w:rPr>
+          <w:i/>
+          <w:iCs/>
+        </w:rPr>
+        <w:t>Identifikation von Orientierungsverlust-Phasen</w:t>
+      </w:r>
+    </w:p>
+    <w:p>
+      <w:pPr>
+        <w:rPr>
+          <w:b/>
+          <w:bCs/>
+        </w:rPr>
+      </w:pPr>
+      <w:r>
+        <w:rPr>
+          <w:b/>
+          <w:bCs/>
+        </w:rPr>
+        <w:t>Legende</w:t>
+      </w:r>
+    </w:p>
+    <w:p>
+      <w:r>
+        <w:t>Rot markierte Punkte kennzeichnen Zustände, die gleichzeitig hohe Übergangsdynamik und geringe Stabilität aufweisen.</w:t>
+      </w:r>
+    </w:p>
+    <w:p>
+      <w:pPr>
+        <w:rPr>
+          <w:b/>
+          <w:bCs/>
+        </w:rPr>
+      </w:pPr>
+      <w:r>
+        <w:rPr>
+          <w:b/>
+          <w:bCs/>
+        </w:rPr>
+        <w:t>Skript</w:t>
+      </w:r>
+    </w:p>
+    <w:p>
+      <w:r>
+        <w:t>EPS_DYNAMIK = 0.6</w:t>
+      </w:r>
+    </w:p>
+    <w:p>
+      <w:r>
+        <w:t>EPS_STABIL = 0.3</w:t>
+      </w:r>
+    </w:p>
+    <w:p/>
+    <w:p>
+      <w:proofErr w:type="spellStart"/>
+      <w:r>
+        <w:t>orient_loss</w:t>
+      </w:r>
+      <w:proofErr w:type="spellEnd"/>
+      <w:r>
+        <w:t xml:space="preserve"> = [</w:t>
+      </w:r>
+    </w:p>
+    <w:p>
+      <w:r>
+        <w:t xml:space="preserve">    i </w:t>
+      </w:r>
+      <w:proofErr w:type="spellStart"/>
+      <w:r>
+        <w:t>for</w:t>
+      </w:r>
+      <w:proofErr w:type="spellEnd"/>
+      <w:r>
+        <w:t xml:space="preserve"> i in </w:t>
+      </w:r>
+      <w:proofErr w:type="spellStart"/>
+      <w:r>
+        <w:t>range</w:t>
+      </w:r>
+      <w:proofErr w:type="spellEnd"/>
+      <w:r>
+        <w:t>(</w:t>
+      </w:r>
+      <w:proofErr w:type="spellStart"/>
+      <w:r>
+        <w:t>len</w:t>
+      </w:r>
+      <w:proofErr w:type="spellEnd"/>
+      <w:r>
+        <w:t>(</w:t>
+      </w:r>
+      <w:proofErr w:type="spellStart"/>
+      <w:r>
+        <w:t>delta</w:t>
+      </w:r>
+      <w:proofErr w:type="spellEnd"/>
+      <w:r>
+        <w:t>))</w:t>
+      </w:r>
+    </w:p>
+    <w:p>
+      <w:r>
+        <w:t xml:space="preserve">    </w:t>
+      </w:r>
+      <w:proofErr w:type="spellStart"/>
+      <w:r>
+        <w:t>if</w:t>
+      </w:r>
+      <w:proofErr w:type="spellEnd"/>
+      <w:r>
+        <w:t xml:space="preserve"> </w:t>
+      </w:r>
+      <w:proofErr w:type="spellStart"/>
+      <w:r>
+        <w:t>delta</w:t>
+      </w:r>
+      <w:proofErr w:type="spellEnd"/>
+      <w:r>
+        <w:t xml:space="preserve">[i] &gt; EPS_DYNAMIK and </w:t>
+      </w:r>
+      <w:proofErr w:type="spellStart"/>
+      <w:r>
+        <w:t>stability</w:t>
+      </w:r>
+      <w:proofErr w:type="spellEnd"/>
+      <w:r>
+        <w:t>[i] &lt; EPS_STABIL</w:t>
+      </w:r>
+    </w:p>
+    <w:p>
+      <w:r>
+        <w:t>]</w:t>
+      </w:r>
+    </w:p>
+    <w:p/>
+    <w:p>
+      <w:proofErr w:type="spellStart"/>
+      <w:r>
+        <w:t>plt.figure</w:t>
+      </w:r>
+      <w:proofErr w:type="spellEnd"/>
+      <w:r>
+        <w:t>()</w:t>
+      </w:r>
+    </w:p>
+    <w:p>
+      <w:proofErr w:type="spellStart"/>
+      <w:r>
+        <w:t>plt.plot</w:t>
+      </w:r>
+      <w:proofErr w:type="spellEnd"/>
+      <w:r>
+        <w:t>(</w:t>
+      </w:r>
+      <w:proofErr w:type="spellStart"/>
+      <w:r>
+        <w:t>delta</w:t>
+      </w:r>
+      <w:proofErr w:type="spellEnd"/>
+      <w:r>
+        <w:t xml:space="preserve">, </w:t>
+      </w:r>
+      <w:proofErr w:type="spellStart"/>
+      <w:r>
+        <w:t>label</w:t>
+      </w:r>
+      <w:proofErr w:type="spellEnd"/>
+      <w:r>
+        <w:t>="Δ")</w:t>
+      </w:r>
+    </w:p>
+    <w:p>
+      <w:proofErr w:type="spellStart"/>
+      <w:r>
+        <w:t>plt.plot</w:t>
+      </w:r>
+      <w:proofErr w:type="spellEnd"/>
+      <w:r>
+        <w:t>(</w:t>
+      </w:r>
+      <w:proofErr w:type="spellStart"/>
+      <w:r>
+        <w:t>stability</w:t>
+      </w:r>
+      <w:proofErr w:type="spellEnd"/>
+      <w:r>
+        <w:t xml:space="preserve">, </w:t>
+      </w:r>
+      <w:proofErr w:type="spellStart"/>
+      <w:r>
+        <w:t>label</w:t>
+      </w:r>
+      <w:proofErr w:type="spellEnd"/>
+      <w:r>
+        <w:t>="Stabilität")</w:t>
+      </w:r>
+    </w:p>
+    <w:p>
+      <w:proofErr w:type="spellStart"/>
+      <w:r>
+        <w:t>plt.scatter</w:t>
+      </w:r>
+      <w:proofErr w:type="spellEnd"/>
+      <w:r>
+        <w:t>(</w:t>
+      </w:r>
+    </w:p>
+    <w:p>
+      <w:r>
+        <w:t xml:space="preserve">    </w:t>
+      </w:r>
+      <w:proofErr w:type="spellStart"/>
+      <w:r>
+        <w:t>orient_loss</w:t>
+      </w:r>
+      <w:proofErr w:type="spellEnd"/>
+      <w:r>
+        <w:t>,</w:t>
+      </w:r>
+    </w:p>
+    <w:p>
+      <w:r>
+        <w:t xml:space="preserve">    [</w:t>
+      </w:r>
+      <w:proofErr w:type="spellStart"/>
+      <w:r>
+        <w:t>delta</w:t>
+      </w:r>
+      <w:proofErr w:type="spellEnd"/>
+      <w:r>
+        <w:t xml:space="preserve">[i] </w:t>
+      </w:r>
+      <w:proofErr w:type="spellStart"/>
+      <w:r>
+        <w:t>for</w:t>
+      </w:r>
+      <w:proofErr w:type="spellEnd"/>
+      <w:r>
+        <w:t xml:space="preserve"> i in </w:t>
+      </w:r>
+      <w:proofErr w:type="spellStart"/>
+      <w:r>
+        <w:t>orient_loss</w:t>
+      </w:r>
+      <w:proofErr w:type="spellEnd"/>
+      <w:r>
+        <w:t>],</w:t>
+      </w:r>
+    </w:p>
+    <w:p>
+      <w:r>
+        <w:t xml:space="preserve">    </w:t>
+      </w:r>
+      <w:proofErr w:type="spellStart"/>
+      <w:r>
+        <w:t>marker</w:t>
+      </w:r>
+      <w:proofErr w:type="spellEnd"/>
+      <w:r>
+        <w:t>="x"</w:t>
+      </w:r>
+    </w:p>
+    <w:p>
+      <w:r>
+        <w:t>)</w:t>
+      </w:r>
+    </w:p>
+    <w:p>
+      <w:proofErr w:type="spellStart"/>
+      <w:r>
+        <w:t>plt.legend</w:t>
+      </w:r>
+      <w:proofErr w:type="spellEnd"/>
+      <w:r>
+        <w:t>()</w:t>
+      </w:r>
+    </w:p>
+    <w:p>
+      <w:proofErr w:type="spellStart"/>
+      <w:r>
+        <w:t>plt.title</w:t>
+      </w:r>
+      <w:proofErr w:type="spellEnd"/>
+      <w:r>
+        <w:t>("Orientierungsverlust im FRZK")</w:t>
+      </w:r>
+    </w:p>
+    <w:p>
+      <w:proofErr w:type="spellStart"/>
+      <w:r>
+        <w:t>plt.show</w:t>
+      </w:r>
+      <w:proofErr w:type="spellEnd"/>
+      <w:r>
+        <w:t>()</w:t>
+      </w:r>
+    </w:p>
+    <w:p>
+      <w:r>
+        <w:pict w14:anchorId="3C6B826B">
+          <v:rect id="_x0000_i1110" style="width:0;height:1.5pt" o:hralign="center" o:hrstd="t" o:hr="t" fillcolor="#a0a0a0" stroked="f"/>
+        </w:pict>
+      </w:r>
+    </w:p>
+    <w:p>
+      <w:pPr>
+        <w:rPr>
+          <w:b/>
+          <w:bCs/>
+        </w:rPr>
+      </w:pPr>
+      <w:r>
+        <w:rPr>
+          <w:b/>
+          <w:bCs/>
+        </w:rPr>
+        <w:t>Zusammenfassung für Kapitel 6.X.1</w:t>
+      </w:r>
+    </w:p>
+    <w:p>
+      <w:pPr>
+        <w:numPr>
+          <w:ilvl w:val="0"/>
+          <w:numId w:val="9"/>
+        </w:numPr>
+      </w:pPr>
+      <w:r>
+        <w:t xml:space="preserve">Alle Skripte sind </w:t>
+      </w:r>
+      <w:r>
+        <w:rPr>
+          <w:b/>
+          <w:bCs/>
+        </w:rPr>
+        <w:t>teilnehmerbezogen</w:t>
+      </w:r>
+    </w:p>
+    <w:p>
+      <w:pPr>
+        <w:numPr>
+          <w:ilvl w:val="0"/>
+          <w:numId w:val="9"/>
+        </w:numPr>
+      </w:pPr>
+      <w:r>
+        <w:t>Keine Gruppenmittel</w:t>
+      </w:r>
+    </w:p>
+    <w:p>
+      <w:pPr>
+        <w:numPr>
+          <w:ilvl w:val="0"/>
+          <w:numId w:val="9"/>
+        </w:numPr>
+      </w:pPr>
+      <w:r>
+        <w:t>Keine Speicherung von Stabilität</w:t>
+      </w:r>
+    </w:p>
+    <w:p>
+      <w:pPr>
+        <w:numPr>
+          <w:ilvl w:val="0"/>
+          <w:numId w:val="9"/>
+        </w:numPr>
+      </w:pPr>
+      <w:r>
+        <w:t xml:space="preserve">Jede Abbildung trägt </w:t>
+      </w:r>
+      <w:r>
+        <w:rPr>
+          <w:b/>
+          <w:bCs/>
+        </w:rPr>
+        <w:t>eigenständige Evidenz</w:t>
+      </w:r>
+    </w:p>
+    <w:p/>
     <w:p>
       <w:r>
         <w:pict w14:anchorId="7AAC6C30">
@@ -427,6 +3929,7 @@
     </w:p>
     <w:p>
       <w:r>
+        <w:lastRenderedPageBreak/>
         <w:t>die euklidische Distanz zwischen zwei aufeinanderfolgenden Zeitpunkten.</w:t>
       </w:r>
     </w:p>
@@ -523,7 +4026,6 @@
         <w:t xml:space="preserve">Ein Teilnehmer i befindet sich zum Zeitpunkt </w:t>
       </w:r>
       <w:proofErr w:type="spellStart"/>
-      <w:proofErr w:type="gramStart"/>
       <w:r>
         <w:t>t</w:t>
       </w:r>
@@ -538,11 +4040,7 @@
         <w:t xml:space="preserve"> </w:t>
       </w:r>
       <w:r>
-        <w:t xml:space="preserve"> in</w:t>
-      </w:r>
-      <w:proofErr w:type="gramEnd"/>
-      <w:r>
-        <w:t xml:space="preserve"> einem Zustand des Orientierungsverlustes, wenn gleichzeitig gilt:</w:t>
+        <w:t xml:space="preserve"> in einem Zustand des Orientierungsverlustes, wenn gleichzeitig gilt:</w:t>
       </w:r>
     </w:p>
     <w:p>
@@ -1028,7 +4526,11 @@
     </w:p>
     <w:p>
       <w:r>
-        <w:t>Die Darstellung individueller Lernverläufe als Trajektorien im dreidimensionalen Zustandsraum ist ein etabliertes Verfahren zur Analyse komplexer dynamischer Systeme. In der Lernforschung werden solche Trajektorien genutzt, um Entwicklungsrichtungen, Regimewechsel und instabile Phasen sichtbar zu machen (Kelso, 1995; Lin et al., 2010).</w:t>
+        <w:t xml:space="preserve">Die Darstellung individueller Lernverläufe als Trajektorien im dreidimensionalen Zustandsraum ist ein etabliertes Verfahren zur Analyse komplexer dynamischer Systeme. In </w:t>
+      </w:r>
+      <w:r>
+        <w:lastRenderedPageBreak/>
+        <w:t>der Lernforschung werden solche Trajektorien genutzt, um Entwicklungsrichtungen, Regimewechsel und instabile Phasen sichtbar zu machen (Kelso, 1995; Lin et al., 2010).</w:t>
       </w:r>
     </w:p>
     <w:p>
@@ -1084,7 +4586,6 @@
     </w:p>
     <w:p>
       <w:r>
-        <w:lastRenderedPageBreak/>
         <w:t xml:space="preserve">Die kombinierte Darstellung von Trajektorien, Stabilität und </w:t>
       </w:r>
       <w:proofErr w:type="spellStart"/>
@@ -1479,15 +4980,7 @@
       </w:r>
       <w:proofErr w:type="spellEnd"/>
       <w:r>
-        <w:t xml:space="preserve">. </w:t>
-      </w:r>
-      <w:proofErr w:type="gramStart"/>
-      <w:r>
-        <w:t>IEEE Symposium</w:t>
-      </w:r>
-      <w:proofErr w:type="gramEnd"/>
-      <w:r>
-        <w:t xml:space="preserve"> on Visual Analytics Science and Technology.</w:t>
+        <w:t>. IEEE Symposium on Visual Analytics Science and Technology.</w:t>
       </w:r>
     </w:p>
     <w:p>
@@ -1500,6 +4993,7 @@
         <w:ind w:left="360"/>
       </w:pPr>
       <w:r>
+        <w:lastRenderedPageBreak/>
         <w:t xml:space="preserve">Murphy, S. A., &amp; </w:t>
       </w:r>
       <w:proofErr w:type="spellStart"/>
@@ -1638,7 +5132,6 @@
         <w:ind w:left="360"/>
       </w:pPr>
       <w:r>
-        <w:lastRenderedPageBreak/>
         <w:t xml:space="preserve">Peel, L., &amp; </w:t>
       </w:r>
       <w:proofErr w:type="spellStart"/>
@@ -2023,6 +5516,155 @@
     </w:lvl>
   </w:abstractNum>
   <w:abstractNum w:abstractNumId="2" w15:restartNumberingAfterBreak="0">
+    <w:nsid w:val="188E461C"/>
+    <w:multiLevelType w:val="multilevel"/>
+    <w:tmpl w:val="E90022C0"/>
+    <w:lvl w:ilvl="0">
+      <w:start w:val="1"/>
+      <w:numFmt w:val="bullet"/>
+      <w:lvlText w:val=""/>
+      <w:lvlJc w:val="left"/>
+      <w:pPr>
+        <w:tabs>
+          <w:tab w:val="num" w:pos="720"/>
+        </w:tabs>
+        <w:ind w:left="720" w:hanging="360"/>
+      </w:pPr>
+      <w:rPr>
+        <w:rFonts w:ascii="Symbol" w:hAnsi="Symbol" w:hint="default"/>
+        <w:sz w:val="20"/>
+      </w:rPr>
+    </w:lvl>
+    <w:lvl w:ilvl="1" w:tentative="1">
+      <w:start w:val="1"/>
+      <w:numFmt w:val="bullet"/>
+      <w:lvlText w:val="o"/>
+      <w:lvlJc w:val="left"/>
+      <w:pPr>
+        <w:tabs>
+          <w:tab w:val="num" w:pos="1440"/>
+        </w:tabs>
+        <w:ind w:left="1440" w:hanging="360"/>
+      </w:pPr>
+      <w:rPr>
+        <w:rFonts w:ascii="Courier New" w:hAnsi="Courier New" w:hint="default"/>
+        <w:sz w:val="20"/>
+      </w:rPr>
+    </w:lvl>
+    <w:lvl w:ilvl="2" w:tentative="1">
+      <w:start w:val="1"/>
+      <w:numFmt w:val="bullet"/>
+      <w:lvlText w:val=""/>
+      <w:lvlJc w:val="left"/>
+      <w:pPr>
+        <w:tabs>
+          <w:tab w:val="num" w:pos="2160"/>
+        </w:tabs>
+        <w:ind w:left="2160" w:hanging="360"/>
+      </w:pPr>
+      <w:rPr>
+        <w:rFonts w:ascii="Wingdings" w:hAnsi="Wingdings" w:hint="default"/>
+        <w:sz w:val="20"/>
+      </w:rPr>
+    </w:lvl>
+    <w:lvl w:ilvl="3" w:tentative="1">
+      <w:start w:val="1"/>
+      <w:numFmt w:val="bullet"/>
+      <w:lvlText w:val=""/>
+      <w:lvlJc w:val="left"/>
+      <w:pPr>
+        <w:tabs>
+          <w:tab w:val="num" w:pos="2880"/>
+        </w:tabs>
+        <w:ind w:left="2880" w:hanging="360"/>
+      </w:pPr>
+      <w:rPr>
+        <w:rFonts w:ascii="Wingdings" w:hAnsi="Wingdings" w:hint="default"/>
+        <w:sz w:val="20"/>
+      </w:rPr>
+    </w:lvl>
+    <w:lvl w:ilvl="4" w:tentative="1">
+      <w:start w:val="1"/>
+      <w:numFmt w:val="bullet"/>
+      <w:lvlText w:val=""/>
+      <w:lvlJc w:val="left"/>
+      <w:pPr>
+        <w:tabs>
+          <w:tab w:val="num" w:pos="3600"/>
+        </w:tabs>
+        <w:ind w:left="3600" w:hanging="360"/>
+      </w:pPr>
+      <w:rPr>
+        <w:rFonts w:ascii="Wingdings" w:hAnsi="Wingdings" w:hint="default"/>
+        <w:sz w:val="20"/>
+      </w:rPr>
+    </w:lvl>
+    <w:lvl w:ilvl="5" w:tentative="1">
+      <w:start w:val="1"/>
+      <w:numFmt w:val="bullet"/>
+      <w:lvlText w:val=""/>
+      <w:lvlJc w:val="left"/>
+      <w:pPr>
+        <w:tabs>
+          <w:tab w:val="num" w:pos="4320"/>
+        </w:tabs>
+        <w:ind w:left="4320" w:hanging="360"/>
+      </w:pPr>
+      <w:rPr>
+        <w:rFonts w:ascii="Wingdings" w:hAnsi="Wingdings" w:hint="default"/>
+        <w:sz w:val="20"/>
+      </w:rPr>
+    </w:lvl>
+    <w:lvl w:ilvl="6" w:tentative="1">
+      <w:start w:val="1"/>
+      <w:numFmt w:val="bullet"/>
+      <w:lvlText w:val=""/>
+      <w:lvlJc w:val="left"/>
+      <w:pPr>
+        <w:tabs>
+          <w:tab w:val="num" w:pos="5040"/>
+        </w:tabs>
+        <w:ind w:left="5040" w:hanging="360"/>
+      </w:pPr>
+      <w:rPr>
+        <w:rFonts w:ascii="Wingdings" w:hAnsi="Wingdings" w:hint="default"/>
+        <w:sz w:val="20"/>
+      </w:rPr>
+    </w:lvl>
+    <w:lvl w:ilvl="7" w:tentative="1">
+      <w:start w:val="1"/>
+      <w:numFmt w:val="bullet"/>
+      <w:lvlText w:val=""/>
+      <w:lvlJc w:val="left"/>
+      <w:pPr>
+        <w:tabs>
+          <w:tab w:val="num" w:pos="5760"/>
+        </w:tabs>
+        <w:ind w:left="5760" w:hanging="360"/>
+      </w:pPr>
+      <w:rPr>
+        <w:rFonts w:ascii="Wingdings" w:hAnsi="Wingdings" w:hint="default"/>
+        <w:sz w:val="20"/>
+      </w:rPr>
+    </w:lvl>
+    <w:lvl w:ilvl="8" w:tentative="1">
+      <w:start w:val="1"/>
+      <w:numFmt w:val="bullet"/>
+      <w:lvlText w:val=""/>
+      <w:lvlJc w:val="left"/>
+      <w:pPr>
+        <w:tabs>
+          <w:tab w:val="num" w:pos="6480"/>
+        </w:tabs>
+        <w:ind w:left="6480" w:hanging="360"/>
+      </w:pPr>
+      <w:rPr>
+        <w:rFonts w:ascii="Wingdings" w:hAnsi="Wingdings" w:hint="default"/>
+        <w:sz w:val="20"/>
+      </w:rPr>
+    </w:lvl>
+  </w:abstractNum>
+  <w:abstractNum w:abstractNumId="3" w15:restartNumberingAfterBreak="0">
     <w:nsid w:val="28365876"/>
     <w:multiLevelType w:val="multilevel"/>
     <w:tmpl w:val="EBF4973A"/>
@@ -2135,7 +5777,156 @@
       </w:pPr>
     </w:lvl>
   </w:abstractNum>
-  <w:abstractNum w:abstractNumId="3" w15:restartNumberingAfterBreak="0">
+  <w:abstractNum w:abstractNumId="4" w15:restartNumberingAfterBreak="0">
+    <w:nsid w:val="2B227C8A"/>
+    <w:multiLevelType w:val="multilevel"/>
+    <w:tmpl w:val="102818B2"/>
+    <w:lvl w:ilvl="0">
+      <w:start w:val="1"/>
+      <w:numFmt w:val="bullet"/>
+      <w:lvlText w:val=""/>
+      <w:lvlJc w:val="left"/>
+      <w:pPr>
+        <w:tabs>
+          <w:tab w:val="num" w:pos="720"/>
+        </w:tabs>
+        <w:ind w:left="720" w:hanging="360"/>
+      </w:pPr>
+      <w:rPr>
+        <w:rFonts w:ascii="Symbol" w:hAnsi="Symbol" w:hint="default"/>
+        <w:sz w:val="20"/>
+      </w:rPr>
+    </w:lvl>
+    <w:lvl w:ilvl="1" w:tentative="1">
+      <w:start w:val="1"/>
+      <w:numFmt w:val="bullet"/>
+      <w:lvlText w:val="o"/>
+      <w:lvlJc w:val="left"/>
+      <w:pPr>
+        <w:tabs>
+          <w:tab w:val="num" w:pos="1440"/>
+        </w:tabs>
+        <w:ind w:left="1440" w:hanging="360"/>
+      </w:pPr>
+      <w:rPr>
+        <w:rFonts w:ascii="Courier New" w:hAnsi="Courier New" w:hint="default"/>
+        <w:sz w:val="20"/>
+      </w:rPr>
+    </w:lvl>
+    <w:lvl w:ilvl="2" w:tentative="1">
+      <w:start w:val="1"/>
+      <w:numFmt w:val="bullet"/>
+      <w:lvlText w:val=""/>
+      <w:lvlJc w:val="left"/>
+      <w:pPr>
+        <w:tabs>
+          <w:tab w:val="num" w:pos="2160"/>
+        </w:tabs>
+        <w:ind w:left="2160" w:hanging="360"/>
+      </w:pPr>
+      <w:rPr>
+        <w:rFonts w:ascii="Wingdings" w:hAnsi="Wingdings" w:hint="default"/>
+        <w:sz w:val="20"/>
+      </w:rPr>
+    </w:lvl>
+    <w:lvl w:ilvl="3" w:tentative="1">
+      <w:start w:val="1"/>
+      <w:numFmt w:val="bullet"/>
+      <w:lvlText w:val=""/>
+      <w:lvlJc w:val="left"/>
+      <w:pPr>
+        <w:tabs>
+          <w:tab w:val="num" w:pos="2880"/>
+        </w:tabs>
+        <w:ind w:left="2880" w:hanging="360"/>
+      </w:pPr>
+      <w:rPr>
+        <w:rFonts w:ascii="Wingdings" w:hAnsi="Wingdings" w:hint="default"/>
+        <w:sz w:val="20"/>
+      </w:rPr>
+    </w:lvl>
+    <w:lvl w:ilvl="4" w:tentative="1">
+      <w:start w:val="1"/>
+      <w:numFmt w:val="bullet"/>
+      <w:lvlText w:val=""/>
+      <w:lvlJc w:val="left"/>
+      <w:pPr>
+        <w:tabs>
+          <w:tab w:val="num" w:pos="3600"/>
+        </w:tabs>
+        <w:ind w:left="3600" w:hanging="360"/>
+      </w:pPr>
+      <w:rPr>
+        <w:rFonts w:ascii="Wingdings" w:hAnsi="Wingdings" w:hint="default"/>
+        <w:sz w:val="20"/>
+      </w:rPr>
+    </w:lvl>
+    <w:lvl w:ilvl="5" w:tentative="1">
+      <w:start w:val="1"/>
+      <w:numFmt w:val="bullet"/>
+      <w:lvlText w:val=""/>
+      <w:lvlJc w:val="left"/>
+      <w:pPr>
+        <w:tabs>
+          <w:tab w:val="num" w:pos="4320"/>
+        </w:tabs>
+        <w:ind w:left="4320" w:hanging="360"/>
+      </w:pPr>
+      <w:rPr>
+        <w:rFonts w:ascii="Wingdings" w:hAnsi="Wingdings" w:hint="default"/>
+        <w:sz w:val="20"/>
+      </w:rPr>
+    </w:lvl>
+    <w:lvl w:ilvl="6" w:tentative="1">
+      <w:start w:val="1"/>
+      <w:numFmt w:val="bullet"/>
+      <w:lvlText w:val=""/>
+      <w:lvlJc w:val="left"/>
+      <w:pPr>
+        <w:tabs>
+          <w:tab w:val="num" w:pos="5040"/>
+        </w:tabs>
+        <w:ind w:left="5040" w:hanging="360"/>
+      </w:pPr>
+      <w:rPr>
+        <w:rFonts w:ascii="Wingdings" w:hAnsi="Wingdings" w:hint="default"/>
+        <w:sz w:val="20"/>
+      </w:rPr>
+    </w:lvl>
+    <w:lvl w:ilvl="7" w:tentative="1">
+      <w:start w:val="1"/>
+      <w:numFmt w:val="bullet"/>
+      <w:lvlText w:val=""/>
+      <w:lvlJc w:val="left"/>
+      <w:pPr>
+        <w:tabs>
+          <w:tab w:val="num" w:pos="5760"/>
+        </w:tabs>
+        <w:ind w:left="5760" w:hanging="360"/>
+      </w:pPr>
+      <w:rPr>
+        <w:rFonts w:ascii="Wingdings" w:hAnsi="Wingdings" w:hint="default"/>
+        <w:sz w:val="20"/>
+      </w:rPr>
+    </w:lvl>
+    <w:lvl w:ilvl="8" w:tentative="1">
+      <w:start w:val="1"/>
+      <w:numFmt w:val="bullet"/>
+      <w:lvlText w:val=""/>
+      <w:lvlJc w:val="left"/>
+      <w:pPr>
+        <w:tabs>
+          <w:tab w:val="num" w:pos="6480"/>
+        </w:tabs>
+        <w:ind w:left="6480" w:hanging="360"/>
+      </w:pPr>
+      <w:rPr>
+        <w:rFonts w:ascii="Wingdings" w:hAnsi="Wingdings" w:hint="default"/>
+        <w:sz w:val="20"/>
+      </w:rPr>
+    </w:lvl>
+  </w:abstractNum>
+  <w:abstractNum w:abstractNumId="5" w15:restartNumberingAfterBreak="0">
     <w:nsid w:val="2B6B5F43"/>
     <w:multiLevelType w:val="multilevel"/>
     <w:tmpl w:val="A90E0348"/>
@@ -2248,7 +6039,7 @@
       </w:pPr>
     </w:lvl>
   </w:abstractNum>
-  <w:abstractNum w:abstractNumId="4" w15:restartNumberingAfterBreak="0">
+  <w:abstractNum w:abstractNumId="6" w15:restartNumberingAfterBreak="0">
     <w:nsid w:val="32297B29"/>
     <w:multiLevelType w:val="multilevel"/>
     <w:tmpl w:val="5A388FE4"/>
@@ -2361,7 +6152,124 @@
       </w:pPr>
     </w:lvl>
   </w:abstractNum>
-  <w:abstractNum w:abstractNumId="5" w15:restartNumberingAfterBreak="0">
+  <w:abstractNum w:abstractNumId="7" w15:restartNumberingAfterBreak="0">
+    <w:nsid w:val="68E30A87"/>
+    <w:multiLevelType w:val="multilevel"/>
+    <w:tmpl w:val="234A3356"/>
+    <w:lvl w:ilvl="0">
+      <w:start w:val="1"/>
+      <w:numFmt w:val="decimal"/>
+      <w:lvlText w:val="%1."/>
+      <w:lvlJc w:val="left"/>
+      <w:pPr>
+        <w:tabs>
+          <w:tab w:val="num" w:pos="720"/>
+        </w:tabs>
+        <w:ind w:left="720" w:hanging="360"/>
+      </w:pPr>
+    </w:lvl>
+    <w:lvl w:ilvl="1">
+      <w:start w:val="1"/>
+      <w:numFmt w:val="bullet"/>
+      <w:lvlText w:val="o"/>
+      <w:lvlJc w:val="left"/>
+      <w:pPr>
+        <w:tabs>
+          <w:tab w:val="num" w:pos="1440"/>
+        </w:tabs>
+        <w:ind w:left="1440" w:hanging="360"/>
+      </w:pPr>
+      <w:rPr>
+        <w:rFonts w:ascii="Courier New" w:hAnsi="Courier New" w:hint="default"/>
+        <w:sz w:val="20"/>
+      </w:rPr>
+    </w:lvl>
+    <w:lvl w:ilvl="2" w:tentative="1">
+      <w:start w:val="1"/>
+      <w:numFmt w:val="decimal"/>
+      <w:lvlText w:val="%3."/>
+      <w:lvlJc w:val="left"/>
+      <w:pPr>
+        <w:tabs>
+          <w:tab w:val="num" w:pos="2160"/>
+        </w:tabs>
+        <w:ind w:left="2160" w:hanging="360"/>
+      </w:pPr>
+    </w:lvl>
+    <w:lvl w:ilvl="3" w:tentative="1">
+      <w:start w:val="1"/>
+      <w:numFmt w:val="decimal"/>
+      <w:lvlText w:val="%4."/>
+      <w:lvlJc w:val="left"/>
+      <w:pPr>
+        <w:tabs>
+          <w:tab w:val="num" w:pos="2880"/>
+        </w:tabs>
+        <w:ind w:left="2880" w:hanging="360"/>
+      </w:pPr>
+    </w:lvl>
+    <w:lvl w:ilvl="4" w:tentative="1">
+      <w:start w:val="1"/>
+      <w:numFmt w:val="decimal"/>
+      <w:lvlText w:val="%5."/>
+      <w:lvlJc w:val="left"/>
+      <w:pPr>
+        <w:tabs>
+          <w:tab w:val="num" w:pos="3600"/>
+        </w:tabs>
+        <w:ind w:left="3600" w:hanging="360"/>
+      </w:pPr>
+    </w:lvl>
+    <w:lvl w:ilvl="5" w:tentative="1">
+      <w:start w:val="1"/>
+      <w:numFmt w:val="decimal"/>
+      <w:lvlText w:val="%6."/>
+      <w:lvlJc w:val="left"/>
+      <w:pPr>
+        <w:tabs>
+          <w:tab w:val="num" w:pos="4320"/>
+        </w:tabs>
+        <w:ind w:left="4320" w:hanging="360"/>
+      </w:pPr>
+    </w:lvl>
+    <w:lvl w:ilvl="6" w:tentative="1">
+      <w:start w:val="1"/>
+      <w:numFmt w:val="decimal"/>
+      <w:lvlText w:val="%7."/>
+      <w:lvlJc w:val="left"/>
+      <w:pPr>
+        <w:tabs>
+          <w:tab w:val="num" w:pos="5040"/>
+        </w:tabs>
+        <w:ind w:left="5040" w:hanging="360"/>
+      </w:pPr>
+    </w:lvl>
+    <w:lvl w:ilvl="7" w:tentative="1">
+      <w:start w:val="1"/>
+      <w:numFmt w:val="decimal"/>
+      <w:lvlText w:val="%8."/>
+      <w:lvlJc w:val="left"/>
+      <w:pPr>
+        <w:tabs>
+          <w:tab w:val="num" w:pos="5760"/>
+        </w:tabs>
+        <w:ind w:left="5760" w:hanging="360"/>
+      </w:pPr>
+    </w:lvl>
+    <w:lvl w:ilvl="8" w:tentative="1">
+      <w:start w:val="1"/>
+      <w:numFmt w:val="decimal"/>
+      <w:lvlText w:val="%9."/>
+      <w:lvlJc w:val="left"/>
+      <w:pPr>
+        <w:tabs>
+          <w:tab w:val="num" w:pos="6480"/>
+        </w:tabs>
+        <w:ind w:left="6480" w:hanging="360"/>
+      </w:pPr>
+    </w:lvl>
+  </w:abstractNum>
+  <w:abstractNum w:abstractNumId="8" w15:restartNumberingAfterBreak="0">
     <w:nsid w:val="6DF80BA9"/>
     <w:multiLevelType w:val="multilevel"/>
     <w:tmpl w:val="2B8AA9B4"/>
@@ -2481,16 +6389,25 @@
     <w:abstractNumId w:val="1"/>
   </w:num>
   <w:num w:numId="3" w16cid:durableId="977951041">
-    <w:abstractNumId w:val="4"/>
+    <w:abstractNumId w:val="6"/>
   </w:num>
   <w:num w:numId="4" w16cid:durableId="1759018333">
+    <w:abstractNumId w:val="8"/>
+  </w:num>
+  <w:num w:numId="5" w16cid:durableId="798382386">
     <w:abstractNumId w:val="5"/>
   </w:num>
-  <w:num w:numId="5" w16cid:durableId="798382386">
+  <w:num w:numId="6" w16cid:durableId="266698461">
     <w:abstractNumId w:val="3"/>
   </w:num>
-  <w:num w:numId="6" w16cid:durableId="266698461">
+  <w:num w:numId="7" w16cid:durableId="1787308878">
+    <w:abstractNumId w:val="7"/>
+  </w:num>
+  <w:num w:numId="8" w16cid:durableId="1271474747">
     <w:abstractNumId w:val="2"/>
+  </w:num>
+  <w:num w:numId="9" w16cid:durableId="1969777071">
+    <w:abstractNumId w:val="4"/>
   </w:num>
   <w:numIdMacAtCleanup w:val="1"/>
 </w:numbering>
@@ -3401,7 +7318,7 @@
     <w:link w:val="FormelZchn"/>
     <w:autoRedefine/>
     <w:qFormat/>
-    <w:rsid w:val="00D67542"/>
+    <w:rsid w:val="00B6619E"/>
     <w:pPr>
       <w:tabs>
         <w:tab w:val="left" w:pos="7088"/>
@@ -3418,7 +7335,7 @@
   <w:style w:type="character" w:customStyle="1" w:styleId="FormelZchn">
     <w:name w:val="Formel Zchn"/>
     <w:link w:val="Formel"/>
-    <w:rsid w:val="00D67542"/>
+    <w:rsid w:val="00B6619E"/>
     <w:rPr>
       <w:rFonts w:ascii="Cambria Math" w:hAnsi="Cambria Math"/>
       <w:i/>
@@ -3489,11 +7406,6 @@
       <w:numPr>
         <w:numId w:val="8"/>
       </w:numPr>
-      <w:tabs>
-        <w:tab w:val="clear" w:pos="360"/>
-        <w:tab w:val="num" w:pos="720"/>
-      </w:tabs>
-      <w:ind w:left="720" w:hanging="360"/>
     </w:pPr>
     <w:rPr>
       <w:i/>
